--- a/Course1 - Foundations of Data Science/Course 1 PACE strategy document.docx
+++ b/Course1 - Foundations of Data Science/Course 1 PACE strategy document.docx
@@ -65,12 +65,12 @@
           <wp:inline distB="114300" distT="114300" distL="114300" distR="114300">
             <wp:extent cx="1005840" cy="1005840"/>
             <wp:effectExtent b="0" l="0" r="0" t="0"/>
-            <wp:docPr id="4" name="image6.png"/>
+            <wp:docPr id="5" name="image1.png"/>
             <a:graphic>
               <a:graphicData uri="http://schemas.openxmlformats.org/drawingml/2006/picture">
                 <pic:pic>
                   <pic:nvPicPr>
-                    <pic:cNvPr id="0" name="image6.png"/>
+                    <pic:cNvPr id="0" name="image1.png"/>
                     <pic:cNvPicPr preferRelativeResize="0"/>
                   </pic:nvPicPr>
                   <pic:blipFill>
@@ -201,7 +201,7 @@
       <w:pPr>
         <w:numPr>
           <w:ilvl w:val="0"/>
-          <w:numId w:val="4"/>
+          <w:numId w:val="5"/>
         </w:numPr>
         <w:spacing w:after="200" w:line="240" w:lineRule="auto"/>
         <w:ind w:left="720" w:hanging="360"/>
@@ -220,6 +220,90 @@
         <w:rPr>
           <w:rtl w:val="0"/>
         </w:rPr>
+      </w:r>
+    </w:p>
+    <w:p>
+      <w:pPr>
+        <w:numPr>
+          <w:ilvl w:val="0"/>
+          <w:numId w:val="5"/>
+        </w:numPr>
+        <w:spacing w:after="200" w:line="240" w:lineRule="auto"/>
+        <w:ind w:left="720" w:hanging="360"/>
+        <w:rPr>
+          <w:rFonts w:ascii="Google Sans" w:cs="Google Sans" w:eastAsia="Google Sans" w:hAnsi="Google Sans"/>
+        </w:rPr>
+      </w:pPr>
+      <w:r>
+        <w:rPr>
+          <w:rFonts w:ascii="Google Sans" w:cs="Google Sans" w:eastAsia="Google Sans" w:hAnsi="Google Sans"/>
+          <w:rtl w:val="0"/>
+        </w:rPr>
+        <w:t xml:space="preserve">Demonstrate foundational knowledge of the data science workflow - PACE</w:t>
+      </w:r>
+    </w:p>
+    <w:p>
+      <w:pPr>
+        <w:numPr>
+          <w:ilvl w:val="0"/>
+          <w:numId w:val="5"/>
+        </w:numPr>
+        <w:spacing w:after="200" w:line="240" w:lineRule="auto"/>
+        <w:ind w:left="720" w:hanging="360"/>
+        <w:rPr>
+          <w:rFonts w:ascii="Google Sans" w:cs="Google Sans" w:eastAsia="Google Sans" w:hAnsi="Google Sans"/>
+        </w:rPr>
+      </w:pPr>
+      <w:r>
+        <w:rPr>
+          <w:rFonts w:ascii="Google Sans" w:cs="Google Sans" w:eastAsia="Google Sans" w:hAnsi="Google Sans"/>
+          <w:rtl w:val="0"/>
+        </w:rPr>
+        <w:t xml:space="preserve">Articulate a data project proposal in the planning stage for cross-functional team members  </w:t>
+      </w:r>
+    </w:p>
+    <w:p>
+      <w:pPr>
+        <w:spacing w:line="240" w:lineRule="auto"/>
+        <w:rPr>
+          <w:rFonts w:ascii="Google Sans" w:cs="Google Sans" w:eastAsia="Google Sans" w:hAnsi="Google Sans"/>
+        </w:rPr>
+      </w:pPr>
+      <w:r>
+        <w:rPr>
+          <w:rtl w:val="0"/>
+        </w:rPr>
+      </w:r>
+    </w:p>
+    <w:p>
+      <w:pPr>
+        <w:pStyle w:val="Heading1"/>
+        <w:keepNext w:val="0"/>
+        <w:spacing w:after="100" w:lineRule="auto"/>
+        <w:rPr/>
+      </w:pPr>
+      <w:bookmarkStart w:colFirst="0" w:colLast="0" w:name="_p8mlv3lpq8yf" w:id="3"/>
+      <w:bookmarkEnd w:id="3"/>
+      <w:r>
+        <w:rPr>
+          <w:rtl w:val="0"/>
+        </w:rPr>
+        <w:t xml:space="preserve">Relevant Interview Questions </w:t>
+      </w:r>
+    </w:p>
+    <w:p>
+      <w:pPr>
+        <w:spacing w:after="100" w:lineRule="auto"/>
+        <w:rPr>
+          <w:rFonts w:ascii="Google Sans" w:cs="Google Sans" w:eastAsia="Google Sans" w:hAnsi="Google Sans"/>
+        </w:rPr>
+      </w:pPr>
+      <w:r>
+        <w:rPr>
+          <w:rFonts w:ascii="Google Sans" w:cs="Google Sans" w:eastAsia="Google Sans" w:hAnsi="Google Sans"/>
+          <w:rtl w:val="0"/>
+        </w:rPr>
+        <w:t xml:space="preserve">Completing this end-of-course project will empower you to respond to the following interview topics: </w:t>
       </w:r>
     </w:p>
     <w:p>
@@ -228,7 +312,7 @@
           <w:ilvl w:val="0"/>
           <w:numId w:val="4"/>
         </w:numPr>
-        <w:spacing w:after="200" w:line="240" w:lineRule="auto"/>
+        <w:spacing w:after="200" w:lineRule="auto"/>
         <w:ind w:left="720" w:hanging="360"/>
         <w:rPr>
           <w:rFonts w:ascii="Google Sans" w:cs="Google Sans" w:eastAsia="Google Sans" w:hAnsi="Google Sans"/>
@@ -239,7 +323,21 @@
           <w:rFonts w:ascii="Google Sans" w:cs="Google Sans" w:eastAsia="Google Sans" w:hAnsi="Google Sans"/>
           <w:rtl w:val="0"/>
         </w:rPr>
-        <w:t xml:space="preserve">Demonstrate foundational knowledge of the data science workflow - PACE</w:t>
+        <w:t xml:space="preserve">As a new member of a data analytics team, what steps could you take to get 'up to speed' with a current project? What steps would you take? Who would you </w:t>
+      </w:r>
+      <w:r>
+        <w:rPr>
+          <w:rFonts w:ascii="Google Sans" w:cs="Google Sans" w:eastAsia="Google Sans" w:hAnsi="Google Sans"/>
+          <w:rtl w:val="0"/>
+        </w:rPr>
+        <w:t xml:space="preserve">like</w:t>
+      </w:r>
+      <w:r>
+        <w:rPr>
+          <w:rFonts w:ascii="Google Sans" w:cs="Google Sans" w:eastAsia="Google Sans" w:hAnsi="Google Sans"/>
+          <w:rtl w:val="0"/>
+        </w:rPr>
+        <w:t xml:space="preserve"> to meet with?</w:t>
       </w:r>
     </w:p>
     <w:p>
@@ -248,7 +346,7 @@
           <w:ilvl w:val="0"/>
           <w:numId w:val="4"/>
         </w:numPr>
-        <w:spacing w:after="200" w:line="240" w:lineRule="auto"/>
+        <w:spacing w:after="200" w:lineRule="auto"/>
         <w:ind w:left="720" w:hanging="360"/>
         <w:rPr>
           <w:rFonts w:ascii="Google Sans" w:cs="Google Sans" w:eastAsia="Google Sans" w:hAnsi="Google Sans"/>
@@ -259,58 +357,14 @@
           <w:rFonts w:ascii="Google Sans" w:cs="Google Sans" w:eastAsia="Google Sans" w:hAnsi="Google Sans"/>
           <w:rtl w:val="0"/>
         </w:rPr>
-        <w:t xml:space="preserve">Articulate a data project proposal in the planning stage for cross-functional team members  </w:t>
-      </w:r>
-    </w:p>
-    <w:p>
-      <w:pPr>
-        <w:spacing w:line="240" w:lineRule="auto"/>
-        <w:rPr>
-          <w:rFonts w:ascii="Google Sans" w:cs="Google Sans" w:eastAsia="Google Sans" w:hAnsi="Google Sans"/>
-        </w:rPr>
-      </w:pPr>
-      <w:r>
-        <w:rPr>
-          <w:rtl w:val="0"/>
-        </w:rPr>
-      </w:r>
-    </w:p>
-    <w:p>
-      <w:pPr>
-        <w:pStyle w:val="Heading1"/>
-        <w:keepNext w:val="0"/>
-        <w:spacing w:after="100" w:lineRule="auto"/>
-        <w:rPr/>
-      </w:pPr>
-      <w:bookmarkStart w:colFirst="0" w:colLast="0" w:name="_p8mlv3lpq8yf" w:id="3"/>
-      <w:bookmarkEnd w:id="3"/>
-      <w:r>
-        <w:rPr>
-          <w:rtl w:val="0"/>
-        </w:rPr>
-        <w:t xml:space="preserve">Relevant Interview Questions </w:t>
-      </w:r>
-    </w:p>
-    <w:p>
-      <w:pPr>
-        <w:spacing w:after="100" w:lineRule="auto"/>
-        <w:rPr>
-          <w:rFonts w:ascii="Google Sans" w:cs="Google Sans" w:eastAsia="Google Sans" w:hAnsi="Google Sans"/>
-        </w:rPr>
-      </w:pPr>
-      <w:r>
-        <w:rPr>
-          <w:rFonts w:ascii="Google Sans" w:cs="Google Sans" w:eastAsia="Google Sans" w:hAnsi="Google Sans"/>
-          <w:rtl w:val="0"/>
-        </w:rPr>
-        <w:t xml:space="preserve">Completing this end-of-course project will empower you to respond to the following interview topics: </w:t>
+        <w:t xml:space="preserve">How would you plan an analytics project?</w:t>
       </w:r>
     </w:p>
     <w:p>
       <w:pPr>
         <w:numPr>
           <w:ilvl w:val="0"/>
-          <w:numId w:val="3"/>
+          <w:numId w:val="4"/>
         </w:numPr>
         <w:spacing w:after="200" w:lineRule="auto"/>
         <w:ind w:left="720" w:hanging="360"/>
@@ -323,28 +377,14 @@
           <w:rFonts w:ascii="Google Sans" w:cs="Google Sans" w:eastAsia="Google Sans" w:hAnsi="Google Sans"/>
           <w:rtl w:val="0"/>
         </w:rPr>
-        <w:t xml:space="preserve">As a new member of a data analytics team, what steps could you take to get 'up to speed' with a current project? What steps would you take? Who would you </w:t>
-      </w:r>
-      <w:r>
-        <w:rPr>
-          <w:rFonts w:ascii="Google Sans" w:cs="Google Sans" w:eastAsia="Google Sans" w:hAnsi="Google Sans"/>
-          <w:rtl w:val="0"/>
-        </w:rPr>
-        <w:t xml:space="preserve">like</w:t>
-      </w:r>
-      <w:r>
-        <w:rPr>
-          <w:rFonts w:ascii="Google Sans" w:cs="Google Sans" w:eastAsia="Google Sans" w:hAnsi="Google Sans"/>
-          <w:rtl w:val="0"/>
-        </w:rPr>
-        <w:t xml:space="preserve"> to meet with?</w:t>
+        <w:t xml:space="preserve">What steps would you take to translate a business question to an analytical solution?</w:t>
       </w:r>
     </w:p>
     <w:p>
       <w:pPr>
         <w:numPr>
           <w:ilvl w:val="0"/>
-          <w:numId w:val="3"/>
+          <w:numId w:val="4"/>
         </w:numPr>
         <w:spacing w:after="200" w:lineRule="auto"/>
         <w:ind w:left="720" w:hanging="360"/>
@@ -357,54 +397,14 @@
           <w:rFonts w:ascii="Google Sans" w:cs="Google Sans" w:eastAsia="Google Sans" w:hAnsi="Google Sans"/>
           <w:rtl w:val="0"/>
         </w:rPr>
-        <w:t xml:space="preserve">How would you plan an analytics project?</w:t>
+        <w:t xml:space="preserve">Why is actively managing data an important part of a data analytics team's responsibilities? </w:t>
       </w:r>
     </w:p>
     <w:p>
       <w:pPr>
         <w:numPr>
           <w:ilvl w:val="0"/>
-          <w:numId w:val="3"/>
-        </w:numPr>
-        <w:spacing w:after="200" w:lineRule="auto"/>
-        <w:ind w:left="720" w:hanging="360"/>
-        <w:rPr>
-          <w:rFonts w:ascii="Google Sans" w:cs="Google Sans" w:eastAsia="Google Sans" w:hAnsi="Google Sans"/>
-        </w:rPr>
-      </w:pPr>
-      <w:r>
-        <w:rPr>
-          <w:rFonts w:ascii="Google Sans" w:cs="Google Sans" w:eastAsia="Google Sans" w:hAnsi="Google Sans"/>
-          <w:rtl w:val="0"/>
-        </w:rPr>
-        <w:t xml:space="preserve">What steps would you take to translate a business question to an analytical solution?</w:t>
-      </w:r>
-    </w:p>
-    <w:p>
-      <w:pPr>
-        <w:numPr>
-          <w:ilvl w:val="0"/>
-          <w:numId w:val="3"/>
-        </w:numPr>
-        <w:spacing w:after="200" w:lineRule="auto"/>
-        <w:ind w:left="720" w:hanging="360"/>
-        <w:rPr>
-          <w:rFonts w:ascii="Google Sans" w:cs="Google Sans" w:eastAsia="Google Sans" w:hAnsi="Google Sans"/>
-        </w:rPr>
-      </w:pPr>
-      <w:r>
-        <w:rPr>
-          <w:rFonts w:ascii="Google Sans" w:cs="Google Sans" w:eastAsia="Google Sans" w:hAnsi="Google Sans"/>
-          <w:rtl w:val="0"/>
-        </w:rPr>
-        <w:t xml:space="preserve">Why is actively managing data an important part of a data analytics team's responsibilities? </w:t>
-      </w:r>
-    </w:p>
-    <w:p>
-      <w:pPr>
-        <w:numPr>
-          <w:ilvl w:val="0"/>
-          <w:numId w:val="3"/>
+          <w:numId w:val="4"/>
         </w:numPr>
         <w:spacing w:after="200" w:lineRule="auto"/>
         <w:ind w:left="720" w:hanging="360"/>
@@ -575,12 +575,12 @@
           <wp:inline distB="114300" distT="114300" distL="114300" distR="114300">
             <wp:extent cx="6858000" cy="2146300"/>
             <wp:effectExtent b="0" l="0" r="0" t="0"/>
-            <wp:docPr id="2" name="image5.png"/>
+            <wp:docPr id="2" name="image4.png"/>
             <a:graphic>
               <a:graphicData uri="http://schemas.openxmlformats.org/drawingml/2006/picture">
                 <pic:pic>
                   <pic:nvPicPr>
-                    <pic:cNvPr id="0" name="image5.png"/>
+                    <pic:cNvPr id="0" name="image4.png"/>
                     <pic:cNvPicPr preferRelativeResize="0"/>
                   </pic:nvPicPr>
                   <pic:blipFill>
@@ -671,12 +671,12 @@
           <wp:inline distB="114300" distT="114300" distL="114300" distR="114300">
             <wp:extent cx="604838" cy="600075"/>
             <wp:effectExtent b="0" l="0" r="0" t="0"/>
-            <wp:docPr id="5" name="image2.png"/>
+            <wp:docPr id="6" name="image5.png"/>
             <a:graphic>
               <a:graphicData uri="http://schemas.openxmlformats.org/drawingml/2006/picture">
                 <pic:pic>
                   <pic:nvPicPr>
-                    <pic:cNvPr id="0" name="image2.png"/>
+                    <pic:cNvPr id="0" name="image5.png"/>
                     <pic:cNvPicPr preferRelativeResize="0"/>
                   </pic:nvPicPr>
                   <pic:blipFill>
@@ -755,7 +755,7 @@
       <w:pPr>
         <w:numPr>
           <w:ilvl w:val="0"/>
-          <w:numId w:val="2"/>
+          <w:numId w:val="3"/>
         </w:numPr>
         <w:shd w:fill="ffffff" w:val="clear"/>
         <w:spacing w:after="70" w:line="240" w:lineRule="auto"/>
@@ -814,7 +814,7 @@
       <w:pPr>
         <w:numPr>
           <w:ilvl w:val="0"/>
-          <w:numId w:val="2"/>
+          <w:numId w:val="3"/>
         </w:numPr>
         <w:shd w:fill="ffffff" w:val="clear"/>
         <w:spacing w:after="70" w:line="240" w:lineRule="auto"/>
@@ -851,7 +851,7 @@
           <w:rFonts w:ascii="Google Sans" w:cs="Google Sans" w:eastAsia="Google Sans" w:hAnsi="Google Sans"/>
           <w:rtl w:val="0"/>
         </w:rPr>
-        <w:t xml:space="preserve">We’re trying to build a reliable prediction model for ride duration. The estimated ride duration would help the client identify which ride took more than expected.</w:t>
+        <w:t xml:space="preserve">We’re trying to build a reliable prediction model for taxi fare. The estimated ride duration would help the client identify which ride took more than expected.</w:t>
       </w:r>
     </w:p>
     <w:p>
@@ -873,7 +873,7 @@
       <w:pPr>
         <w:numPr>
           <w:ilvl w:val="0"/>
-          <w:numId w:val="2"/>
+          <w:numId w:val="3"/>
         </w:numPr>
         <w:shd w:fill="ffffff" w:val="clear"/>
         <w:spacing w:after="70" w:line="240" w:lineRule="auto"/>
@@ -888,6 +888,179 @@
           <w:rtl w:val="0"/>
         </w:rPr>
         <w:t xml:space="preserve">What questions need to be asked or answered?</w:t>
+      </w:r>
+    </w:p>
+    <w:p>
+      <w:pPr>
+        <w:numPr>
+          <w:ilvl w:val="0"/>
+          <w:numId w:val="1"/>
+        </w:numPr>
+        <w:pBdr>
+          <w:top w:color="000000" w:space="2" w:sz="8" w:val="single"/>
+          <w:left w:color="000000" w:space="2" w:sz="8" w:val="single"/>
+          <w:bottom w:color="000000" w:space="2" w:sz="8" w:val="single"/>
+          <w:right w:color="000000" w:space="2" w:sz="8" w:val="single"/>
+        </w:pBdr>
+        <w:shd w:fill="ffffff" w:val="clear"/>
+        <w:spacing w:after="0" w:afterAutospacing="0" w:line="240" w:lineRule="auto"/>
+        <w:ind w:left="1080" w:hanging="360"/>
+        <w:rPr>
+          <w:rFonts w:ascii="Google Sans" w:cs="Google Sans" w:eastAsia="Google Sans" w:hAnsi="Google Sans"/>
+          <w:u w:val="none"/>
+        </w:rPr>
+      </w:pPr>
+      <w:r>
+        <w:rPr>
+          <w:rFonts w:ascii="Google Sans" w:cs="Google Sans" w:eastAsia="Google Sans" w:hAnsi="Google Sans"/>
+          <w:rtl w:val="0"/>
+        </w:rPr>
+        <w:t xml:space="preserve">How is the quality and consistency of the dataset?</w:t>
+      </w:r>
+    </w:p>
+    <w:p>
+      <w:pPr>
+        <w:numPr>
+          <w:ilvl w:val="0"/>
+          <w:numId w:val="1"/>
+        </w:numPr>
+        <w:pBdr>
+          <w:top w:color="000000" w:space="2" w:sz="8" w:val="single"/>
+          <w:left w:color="000000" w:space="2" w:sz="8" w:val="single"/>
+          <w:bottom w:color="000000" w:space="2" w:sz="8" w:val="single"/>
+          <w:right w:color="000000" w:space="2" w:sz="8" w:val="single"/>
+        </w:pBdr>
+        <w:shd w:fill="ffffff" w:val="clear"/>
+        <w:spacing w:after="0" w:afterAutospacing="0" w:line="240" w:lineRule="auto"/>
+        <w:ind w:left="1080" w:hanging="360"/>
+        <w:rPr>
+          <w:rFonts w:ascii="Google Sans" w:cs="Google Sans" w:eastAsia="Google Sans" w:hAnsi="Google Sans"/>
+        </w:rPr>
+      </w:pPr>
+      <w:r>
+        <w:rPr>
+          <w:rFonts w:ascii="Google Sans" w:cs="Google Sans" w:eastAsia="Google Sans" w:hAnsi="Google Sans"/>
+          <w:rtl w:val="0"/>
+        </w:rPr>
+        <w:t xml:space="preserve">Is there any important variable to consider?</w:t>
+      </w:r>
+    </w:p>
+    <w:p>
+      <w:pPr>
+        <w:numPr>
+          <w:ilvl w:val="0"/>
+          <w:numId w:val="1"/>
+        </w:numPr>
+        <w:pBdr>
+          <w:top w:color="000000" w:space="2" w:sz="8" w:val="single"/>
+          <w:left w:color="000000" w:space="2" w:sz="8" w:val="single"/>
+          <w:bottom w:color="000000" w:space="2" w:sz="8" w:val="single"/>
+          <w:right w:color="000000" w:space="2" w:sz="8" w:val="single"/>
+        </w:pBdr>
+        <w:shd w:fill="ffffff" w:val="clear"/>
+        <w:spacing w:after="0" w:afterAutospacing="0" w:line="240" w:lineRule="auto"/>
+        <w:ind w:left="1080" w:hanging="360"/>
+        <w:rPr>
+          <w:rFonts w:ascii="Google Sans" w:cs="Google Sans" w:eastAsia="Google Sans" w:hAnsi="Google Sans"/>
+        </w:rPr>
+      </w:pPr>
+      <w:r>
+        <w:rPr>
+          <w:rFonts w:ascii="Google Sans" w:cs="Google Sans" w:eastAsia="Google Sans" w:hAnsi="Google Sans"/>
+          <w:rtl w:val="0"/>
+        </w:rPr>
+        <w:t xml:space="preserve">Is there any input bias in the data? What steps can be taken to reduce bias?</w:t>
+      </w:r>
+    </w:p>
+    <w:p>
+      <w:pPr>
+        <w:numPr>
+          <w:ilvl w:val="0"/>
+          <w:numId w:val="1"/>
+        </w:numPr>
+        <w:pBdr>
+          <w:top w:color="000000" w:space="2" w:sz="8" w:val="single"/>
+          <w:left w:color="000000" w:space="2" w:sz="8" w:val="single"/>
+          <w:bottom w:color="000000" w:space="2" w:sz="8" w:val="single"/>
+          <w:right w:color="000000" w:space="2" w:sz="8" w:val="single"/>
+        </w:pBdr>
+        <w:shd w:fill="ffffff" w:val="clear"/>
+        <w:spacing w:after="0" w:afterAutospacing="0" w:line="240" w:lineRule="auto"/>
+        <w:ind w:left="1080" w:hanging="360"/>
+        <w:rPr>
+          <w:rFonts w:ascii="Google Sans" w:cs="Google Sans" w:eastAsia="Google Sans" w:hAnsi="Google Sans"/>
+        </w:rPr>
+      </w:pPr>
+      <w:r>
+        <w:rPr>
+          <w:rFonts w:ascii="Google Sans" w:cs="Google Sans" w:eastAsia="Google Sans" w:hAnsi="Google Sans"/>
+          <w:rtl w:val="0"/>
+        </w:rPr>
+        <w:t xml:space="preserve">Are there any trends within the dataset that can provide insight?</w:t>
+      </w:r>
+    </w:p>
+    <w:p>
+      <w:pPr>
+        <w:numPr>
+          <w:ilvl w:val="0"/>
+          <w:numId w:val="1"/>
+        </w:numPr>
+        <w:pBdr>
+          <w:top w:color="000000" w:space="2" w:sz="8" w:val="single"/>
+          <w:left w:color="000000" w:space="2" w:sz="8" w:val="single"/>
+          <w:bottom w:color="000000" w:space="2" w:sz="8" w:val="single"/>
+          <w:right w:color="000000" w:space="2" w:sz="8" w:val="single"/>
+        </w:pBdr>
+        <w:shd w:fill="ffffff" w:val="clear"/>
+        <w:spacing w:after="70" w:line="240" w:lineRule="auto"/>
+        <w:ind w:left="1080" w:hanging="360"/>
+        <w:rPr>
+          <w:rFonts w:ascii="Google Sans" w:cs="Google Sans" w:eastAsia="Google Sans" w:hAnsi="Google Sans"/>
+          <w:u w:val="none"/>
+        </w:rPr>
+      </w:pPr>
+      <w:r>
+        <w:rPr>
+          <w:rFonts w:ascii="Google Sans" w:cs="Google Sans" w:eastAsia="Google Sans" w:hAnsi="Google Sans"/>
+          <w:rtl w:val="0"/>
+        </w:rPr>
+        <w:t xml:space="preserve">Why does NYC TLC want to have an estimated fare price before the ride? </w:t>
+      </w:r>
+    </w:p>
+    <w:p>
+      <w:pPr>
+        <w:shd w:fill="ffffff" w:val="clear"/>
+        <w:spacing w:after="70" w:line="240" w:lineRule="auto"/>
+        <w:ind w:left="720" w:firstLine="0"/>
+        <w:rPr>
+          <w:rFonts w:ascii="Google Sans" w:cs="Google Sans" w:eastAsia="Google Sans" w:hAnsi="Google Sans"/>
+        </w:rPr>
+      </w:pPr>
+      <w:r>
+        <w:rPr>
+          <w:rtl w:val="0"/>
+        </w:rPr>
+      </w:r>
+    </w:p>
+    <w:p>
+      <w:pPr>
+        <w:numPr>
+          <w:ilvl w:val="0"/>
+          <w:numId w:val="3"/>
+        </w:numPr>
+        <w:shd w:fill="ffffff" w:val="clear"/>
+        <w:spacing w:after="70" w:line="240" w:lineRule="auto"/>
+        <w:ind w:left="720" w:hanging="360"/>
+        <w:rPr>
+          <w:rFonts w:ascii="Google Sans" w:cs="Google Sans" w:eastAsia="Google Sans" w:hAnsi="Google Sans"/>
+        </w:rPr>
+      </w:pPr>
+      <w:r>
+        <w:rPr>
+          <w:rFonts w:ascii="Google Sans" w:cs="Google Sans" w:eastAsia="Google Sans" w:hAnsi="Google Sans"/>
+          <w:rtl w:val="0"/>
+        </w:rPr>
+        <w:t xml:space="preserve">What resources are required to complete this project? </w:t>
       </w:r>
     </w:p>
     <w:p>
@@ -910,7 +1083,7 @@
           <w:rFonts w:ascii="Google Sans" w:cs="Google Sans" w:eastAsia="Google Sans" w:hAnsi="Google Sans"/>
           <w:rtl w:val="0"/>
         </w:rPr>
-        <w:t xml:space="preserve">**We need to think as data professionals**</w:t>
+        <w:t xml:space="preserve">We will need the project dataset, jupyter notebook, python packages, and input from stakeholders.</w:t>
       </w:r>
     </w:p>
     <w:p>
@@ -930,159 +1103,6 @@
       </w:pPr>
       <w:r>
         <w:rPr>
-          <w:rFonts w:ascii="Google Sans" w:cs="Google Sans" w:eastAsia="Google Sans" w:hAnsi="Google Sans"/>
-          <w:rtl w:val="0"/>
-        </w:rPr>
-        <w:t xml:space="preserve">How is the quality and consistency of the dataset?</w:t>
-      </w:r>
-    </w:p>
-    <w:p>
-      <w:pPr>
-        <w:pBdr>
-          <w:top w:color="000000" w:space="2" w:sz="8" w:val="single"/>
-          <w:left w:color="000000" w:space="2" w:sz="8" w:val="single"/>
-          <w:bottom w:color="000000" w:space="2" w:sz="8" w:val="single"/>
-          <w:right w:color="000000" w:space="2" w:sz="8" w:val="single"/>
-        </w:pBdr>
-        <w:shd w:fill="ffffff" w:val="clear"/>
-        <w:spacing w:after="70" w:line="240" w:lineRule="auto"/>
-        <w:ind w:left="720" w:firstLine="0"/>
-        <w:rPr>
-          <w:rFonts w:ascii="Google Sans" w:cs="Google Sans" w:eastAsia="Google Sans" w:hAnsi="Google Sans"/>
-        </w:rPr>
-      </w:pPr>
-      <w:r>
-        <w:rPr>
-          <w:rFonts w:ascii="Google Sans" w:cs="Google Sans" w:eastAsia="Google Sans" w:hAnsi="Google Sans"/>
-          <w:rtl w:val="0"/>
-        </w:rPr>
-        <w:t xml:space="preserve"> Is there any important variable to consider?</w:t>
-      </w:r>
-    </w:p>
-    <w:p>
-      <w:pPr>
-        <w:pBdr>
-          <w:top w:color="000000" w:space="2" w:sz="8" w:val="single"/>
-          <w:left w:color="000000" w:space="2" w:sz="8" w:val="single"/>
-          <w:bottom w:color="000000" w:space="2" w:sz="8" w:val="single"/>
-          <w:right w:color="000000" w:space="2" w:sz="8" w:val="single"/>
-        </w:pBdr>
-        <w:shd w:fill="ffffff" w:val="clear"/>
-        <w:spacing w:after="70" w:line="240" w:lineRule="auto"/>
-        <w:ind w:left="720" w:firstLine="0"/>
-        <w:rPr>
-          <w:rFonts w:ascii="Google Sans" w:cs="Google Sans" w:eastAsia="Google Sans" w:hAnsi="Google Sans"/>
-        </w:rPr>
-      </w:pPr>
-      <w:r>
-        <w:rPr>
-          <w:rFonts w:ascii="Google Sans" w:cs="Google Sans" w:eastAsia="Google Sans" w:hAnsi="Google Sans"/>
-          <w:rtl w:val="0"/>
-        </w:rPr>
-        <w:t xml:space="preserve">Is there any input bias in the data</w:t>
-      </w:r>
-    </w:p>
-    <w:p>
-      <w:pPr>
-        <w:pBdr>
-          <w:top w:color="000000" w:space="2" w:sz="8" w:val="single"/>
-          <w:left w:color="000000" w:space="2" w:sz="8" w:val="single"/>
-          <w:bottom w:color="000000" w:space="2" w:sz="8" w:val="single"/>
-          <w:right w:color="000000" w:space="2" w:sz="8" w:val="single"/>
-        </w:pBdr>
-        <w:shd w:fill="ffffff" w:val="clear"/>
-        <w:spacing w:after="70" w:line="240" w:lineRule="auto"/>
-        <w:ind w:left="720" w:firstLine="0"/>
-        <w:rPr>
-          <w:rFonts w:ascii="Google Sans" w:cs="Google Sans" w:eastAsia="Google Sans" w:hAnsi="Google Sans"/>
-        </w:rPr>
-      </w:pPr>
-      <w:r>
-        <w:rPr>
-          <w:rtl w:val="0"/>
-        </w:rPr>
-      </w:r>
-    </w:p>
-    <w:p>
-      <w:pPr>
-        <w:pBdr>
-          <w:top w:color="000000" w:space="2" w:sz="8" w:val="single"/>
-          <w:left w:color="000000" w:space="2" w:sz="8" w:val="single"/>
-          <w:bottom w:color="000000" w:space="2" w:sz="8" w:val="single"/>
-          <w:right w:color="000000" w:space="2" w:sz="8" w:val="single"/>
-        </w:pBdr>
-        <w:shd w:fill="ffffff" w:val="clear"/>
-        <w:spacing w:after="70" w:line="240" w:lineRule="auto"/>
-        <w:ind w:left="720" w:firstLine="0"/>
-        <w:rPr>
-          <w:rFonts w:ascii="Google Sans" w:cs="Google Sans" w:eastAsia="Google Sans" w:hAnsi="Google Sans"/>
-        </w:rPr>
-      </w:pPr>
-      <w:r>
-        <w:rPr>
-          <w:rFonts w:ascii="Google Sans" w:cs="Google Sans" w:eastAsia="Google Sans" w:hAnsi="Google Sans"/>
-          <w:rtl w:val="0"/>
-        </w:rPr>
-        <w:t xml:space="preserve">Budget of the project.</w:t>
-      </w:r>
-    </w:p>
-    <w:p>
-      <w:pPr>
-        <w:pBdr>
-          <w:top w:color="000000" w:space="2" w:sz="8" w:val="single"/>
-          <w:left w:color="000000" w:space="2" w:sz="8" w:val="single"/>
-          <w:bottom w:color="000000" w:space="2" w:sz="8" w:val="single"/>
-          <w:right w:color="000000" w:space="2" w:sz="8" w:val="single"/>
-        </w:pBdr>
-        <w:shd w:fill="ffffff" w:val="clear"/>
-        <w:spacing w:after="70" w:line="240" w:lineRule="auto"/>
-        <w:ind w:left="720" w:firstLine="0"/>
-        <w:rPr>
-          <w:rFonts w:ascii="Google Sans" w:cs="Google Sans" w:eastAsia="Google Sans" w:hAnsi="Google Sans"/>
-        </w:rPr>
-      </w:pPr>
-      <w:r>
-        <w:rPr>
-          <w:rFonts w:ascii="Google Sans" w:cs="Google Sans" w:eastAsia="Google Sans" w:hAnsi="Google Sans"/>
-          <w:rtl w:val="0"/>
-        </w:rPr>
-        <w:t xml:space="preserve">Why predicting ride duration? What are the problems?</w:t>
-      </w:r>
-    </w:p>
-    <w:p>
-      <w:pPr>
-        <w:pBdr>
-          <w:top w:color="000000" w:space="2" w:sz="8" w:val="single"/>
-          <w:left w:color="000000" w:space="2" w:sz="8" w:val="single"/>
-          <w:bottom w:color="000000" w:space="2" w:sz="8" w:val="single"/>
-          <w:right w:color="000000" w:space="2" w:sz="8" w:val="single"/>
-        </w:pBdr>
-        <w:shd w:fill="ffffff" w:val="clear"/>
-        <w:spacing w:after="70" w:line="240" w:lineRule="auto"/>
-        <w:ind w:left="720" w:firstLine="0"/>
-        <w:rPr>
-          <w:rFonts w:ascii="Google Sans" w:cs="Google Sans" w:eastAsia="Google Sans" w:hAnsi="Google Sans"/>
-        </w:rPr>
-      </w:pPr>
-      <w:r>
-        <w:rPr>
-          <w:rFonts w:ascii="Google Sans" w:cs="Google Sans" w:eastAsia="Google Sans" w:hAnsi="Google Sans"/>
-          <w:rtl w:val="0"/>
-        </w:rPr>
-        <w:t xml:space="preserve">What tools should be used?</w:t>
-      </w:r>
-    </w:p>
-    <w:p>
-      <w:pPr>
-        <w:shd w:fill="ffffff" w:val="clear"/>
-        <w:spacing w:after="70" w:line="240" w:lineRule="auto"/>
-        <w:ind w:left="720" w:firstLine="0"/>
-        <w:rPr>
-          <w:rFonts w:ascii="Google Sans" w:cs="Google Sans" w:eastAsia="Google Sans" w:hAnsi="Google Sans"/>
-        </w:rPr>
-      </w:pPr>
-      <w:r>
-        <w:rPr>
           <w:rtl w:val="0"/>
         </w:rPr>
       </w:r>
@@ -1091,72 +1111,7 @@
       <w:pPr>
         <w:numPr>
           <w:ilvl w:val="0"/>
-          <w:numId w:val="2"/>
-        </w:numPr>
-        <w:shd w:fill="ffffff" w:val="clear"/>
-        <w:spacing w:after="70" w:line="240" w:lineRule="auto"/>
-        <w:ind w:left="720" w:hanging="360"/>
-        <w:rPr>
-          <w:rFonts w:ascii="Google Sans" w:cs="Google Sans" w:eastAsia="Google Sans" w:hAnsi="Google Sans"/>
-        </w:rPr>
-      </w:pPr>
-      <w:r>
-        <w:rPr>
-          <w:rFonts w:ascii="Google Sans" w:cs="Google Sans" w:eastAsia="Google Sans" w:hAnsi="Google Sans"/>
-          <w:rtl w:val="0"/>
-        </w:rPr>
-        <w:t xml:space="preserve">What resources are required to complete this project? </w:t>
-      </w:r>
-    </w:p>
-    <w:p>
-      <w:pPr>
-        <w:pBdr>
-          <w:top w:color="000000" w:space="2" w:sz="8" w:val="single"/>
-          <w:left w:color="000000" w:space="2" w:sz="8" w:val="single"/>
-          <w:bottom w:color="000000" w:space="2" w:sz="8" w:val="single"/>
-          <w:right w:color="000000" w:space="2" w:sz="8" w:val="single"/>
-        </w:pBdr>
-        <w:shd w:fill="ffffff" w:val="clear"/>
-        <w:spacing w:after="70" w:line="240" w:lineRule="auto"/>
-        <w:ind w:left="720" w:firstLine="0"/>
-        <w:rPr>
-          <w:rFonts w:ascii="Google Sans" w:cs="Google Sans" w:eastAsia="Google Sans" w:hAnsi="Google Sans"/>
-        </w:rPr>
-      </w:pPr>
-      <w:r>
-        <w:rPr>
-          <w:rFonts w:ascii="Google Sans" w:cs="Google Sans" w:eastAsia="Google Sans" w:hAnsi="Google Sans"/>
-          <w:rtl w:val="0"/>
-        </w:rPr>
-        <w:t xml:space="preserve">Dataset, jupyter notebook and packages</w:t>
-      </w:r>
-    </w:p>
-    <w:p>
-      <w:pPr>
-        <w:pBdr>
-          <w:top w:color="000000" w:space="2" w:sz="8" w:val="single"/>
-          <w:left w:color="000000" w:space="2" w:sz="8" w:val="single"/>
-          <w:bottom w:color="000000" w:space="2" w:sz="8" w:val="single"/>
-          <w:right w:color="000000" w:space="2" w:sz="8" w:val="single"/>
-        </w:pBdr>
-        <w:shd w:fill="ffffff" w:val="clear"/>
-        <w:spacing w:after="70" w:line="240" w:lineRule="auto"/>
-        <w:ind w:left="720" w:firstLine="0"/>
-        <w:rPr>
-          <w:rFonts w:ascii="Google Sans" w:cs="Google Sans" w:eastAsia="Google Sans" w:hAnsi="Google Sans"/>
-        </w:rPr>
-      </w:pPr>
-      <w:r>
-        <w:rPr>
-          <w:rtl w:val="0"/>
-        </w:rPr>
-      </w:r>
-    </w:p>
-    <w:p>
-      <w:pPr>
-        <w:numPr>
-          <w:ilvl w:val="0"/>
-          <w:numId w:val="2"/>
+          <w:numId w:val="3"/>
         </w:numPr>
         <w:shd w:fill="ffffff" w:val="clear"/>
         <w:spacing w:after="70" w:before="200" w:line="240" w:lineRule="auto"/>
@@ -1171,81 +1126,6 @@
           <w:rtl w:val="0"/>
         </w:rPr>
         <w:t xml:space="preserve">What are the deliverables that will need to be created over the course of this project? </w:t>
-      </w:r>
-    </w:p>
-    <w:p>
-      <w:pPr>
-        <w:pBdr>
-          <w:top w:color="000000" w:space="2" w:sz="8" w:val="single"/>
-          <w:left w:color="000000" w:space="2" w:sz="8" w:val="single"/>
-          <w:bottom w:color="000000" w:space="2" w:sz="8" w:val="single"/>
-          <w:right w:color="000000" w:space="2" w:sz="8" w:val="single"/>
-        </w:pBdr>
-        <w:shd w:fill="ffffff" w:val="clear"/>
-        <w:spacing w:after="70" w:line="240" w:lineRule="auto"/>
-        <w:ind w:left="720" w:firstLine="0"/>
-        <w:rPr>
-          <w:rFonts w:ascii="Google Sans" w:cs="Google Sans" w:eastAsia="Google Sans" w:hAnsi="Google Sans"/>
-        </w:rPr>
-      </w:pPr>
-      <w:r>
-        <w:rPr>
-          <w:rFonts w:ascii="Google Sans" w:cs="Google Sans" w:eastAsia="Google Sans" w:hAnsi="Google Sans"/>
-          <w:rtl w:val="0"/>
-        </w:rPr>
-        <w:t xml:space="preserve">Prediction model, EDA - hidden information/relationship, </w:t>
-      </w:r>
-    </w:p>
-    <w:p>
-      <w:pPr>
-        <w:pBdr>
-          <w:top w:color="000000" w:space="2" w:sz="8" w:val="single"/>
-          <w:left w:color="000000" w:space="2" w:sz="8" w:val="single"/>
-          <w:bottom w:color="000000" w:space="2" w:sz="8" w:val="single"/>
-          <w:right w:color="000000" w:space="2" w:sz="8" w:val="single"/>
-        </w:pBdr>
-        <w:shd w:fill="ffffff" w:val="clear"/>
-        <w:spacing w:after="70" w:line="240" w:lineRule="auto"/>
-        <w:ind w:left="720" w:firstLine="0"/>
-        <w:rPr>
-          <w:rFonts w:ascii="Google Sans" w:cs="Google Sans" w:eastAsia="Google Sans" w:hAnsi="Google Sans"/>
-        </w:rPr>
-      </w:pPr>
-      <w:r>
-        <w:rPr>
-          <w:rtl w:val="0"/>
-        </w:rPr>
-      </w:r>
-    </w:p>
-    <w:p>
-      <w:pPr>
-        <w:pBdr>
-          <w:top w:color="000000" w:space="2" w:sz="8" w:val="single"/>
-          <w:left w:color="000000" w:space="2" w:sz="8" w:val="single"/>
-          <w:bottom w:color="000000" w:space="2" w:sz="8" w:val="single"/>
-          <w:right w:color="000000" w:space="2" w:sz="8" w:val="single"/>
-        </w:pBdr>
-        <w:shd w:fill="ffffff" w:val="clear"/>
-        <w:spacing w:after="70" w:line="240" w:lineRule="auto"/>
-        <w:ind w:left="720" w:firstLine="0"/>
-        <w:rPr>
-          <w:rFonts w:ascii="Google Sans" w:cs="Google Sans" w:eastAsia="Google Sans" w:hAnsi="Google Sans"/>
-        </w:rPr>
-      </w:pPr>
-      <w:r>
-        <w:rPr>
-          <w:rFonts w:ascii="Google Sans" w:cs="Google Sans" w:eastAsia="Google Sans" w:hAnsi="Google Sans"/>
-          <w:b w:val="1"/>
-          <w:rtl w:val="0"/>
-        </w:rPr>
-        <w:t xml:space="preserve">Google answer </w:t>
-      </w:r>
-      <w:r>
-        <w:rPr>
-          <w:rFonts w:ascii="Google Sans" w:cs="Google Sans" w:eastAsia="Google Sans" w:hAnsi="Google Sans"/>
-          <w:rtl w:val="0"/>
-        </w:rPr>
-        <w:t xml:space="preserve">A data set scrubbed for exploratory data analysis, visualizations, statistical model, regression analysis and/or machine learning model.</w:t>
       </w:r>
     </w:p>
     <w:p>
@@ -1275,8 +1155,10 @@
       </w:pPr>
       <w:r>
         <w:rPr>
-          <w:rtl w:val="0"/>
-        </w:rPr>
+          <w:rFonts w:ascii="Google Sans" w:cs="Google Sans" w:eastAsia="Google Sans" w:hAnsi="Google Sans"/>
+          <w:rtl w:val="0"/>
+        </w:rPr>
+        <w:t xml:space="preserve">A data set cleaned for exploratory data analysis, data visualization and trends insights from eda, reliable machine learning model for estimating taxi fare.</w:t>
       </w:r>
     </w:p>
     <w:p>
@@ -1303,29 +1185,25 @@
         </w:rPr>
         <w:t xml:space="preserve">THE PACE WORKFLOW</w:t>
       </w:r>
-    </w:p>
-    <w:p>
-      <w:pPr>
-        <w:shd w:fill="ffffff" w:val="clear"/>
-        <w:spacing w:after="70" w:line="240" w:lineRule="auto"/>
-        <w:rPr>
-          <w:rFonts w:ascii="Google Sans" w:cs="Google Sans" w:eastAsia="Google Sans" w:hAnsi="Google Sans"/>
-        </w:rPr>
-      </w:pPr>
-      <w:r>
-        <w:rPr>
-          <w:rFonts w:ascii="Google Sans" w:cs="Google Sans" w:eastAsia="Google Sans" w:hAnsi="Google Sans"/>
-        </w:rPr>
+      <w:r>
         <w:drawing>
-          <wp:inline distB="114300" distT="114300" distL="114300" distR="114300">
-            <wp:extent cx="3752850" cy="3857625"/>
+          <wp:anchor allowOverlap="1" behindDoc="0" distB="114300" distT="114300" distL="114300" distR="114300" hidden="0" layoutInCell="1" locked="0" relativeHeight="0" simplePos="0">
+            <wp:simplePos x="0" y="0"/>
+            <wp:positionH relativeFrom="column">
+              <wp:posOffset>19051</wp:posOffset>
+            </wp:positionH>
+            <wp:positionV relativeFrom="paragraph">
+              <wp:posOffset>470256</wp:posOffset>
+            </wp:positionV>
+            <wp:extent cx="2317099" cy="2389833"/>
             <wp:effectExtent b="0" l="0" r="0" t="0"/>
-            <wp:docPr id="6" name="image4.png"/>
+            <wp:wrapSquare wrapText="bothSides" distB="114300" distT="114300" distL="114300" distR="114300"/>
+            <wp:docPr id="3" name="image3.png"/>
             <a:graphic>
               <a:graphicData uri="http://schemas.openxmlformats.org/drawingml/2006/picture">
                 <pic:pic>
                   <pic:nvPicPr>
-                    <pic:cNvPr id="0" name="image4.png"/>
+                    <pic:cNvPr id="0" name="image3.png"/>
                     <pic:cNvPicPr preferRelativeResize="0"/>
                   </pic:nvPicPr>
                   <pic:blipFill>
@@ -1338,7 +1216,7 @@
                   <pic:spPr>
                     <a:xfrm>
                       <a:off x="0" y="0"/>
-                      <a:ext cx="3752850" cy="3857625"/>
+                      <a:ext cx="2317099" cy="2389833"/>
                     </a:xfrm>
                     <a:prstGeom prst="rect"/>
                     <a:ln/>
@@ -1346,9 +1224,18 @@
                 </pic:pic>
               </a:graphicData>
             </a:graphic>
-          </wp:inline>
+          </wp:anchor>
         </w:drawing>
       </w:r>
+    </w:p>
+    <w:p>
+      <w:pPr>
+        <w:shd w:fill="ffffff" w:val="clear"/>
+        <w:spacing w:after="70" w:line="240" w:lineRule="auto"/>
+        <w:rPr>
+          <w:rFonts w:ascii="Google Sans" w:cs="Google Sans" w:eastAsia="Google Sans" w:hAnsi="Google Sans"/>
+        </w:rPr>
+      </w:pPr>
       <w:r>
         <w:rPr>
           <w:rtl w:val="0"/>
@@ -1512,7 +1399,7 @@
         <w:widowControl w:val="0"/>
         <w:numPr>
           <w:ilvl w:val="0"/>
-          <w:numId w:val="1"/>
+          <w:numId w:val="2"/>
         </w:numPr>
         <w:spacing w:line="480" w:lineRule="auto"/>
         <w:ind w:left="720" w:hanging="360"/>
@@ -1532,7 +1419,113 @@
       <w:sdt>
         <w:sdtPr>
           <w:alias w:val="PACE dropdown selector"/>
-          <w:id w:val="1739516428"/>
+          <w:id w:val="163708147"/>
+          <w:dropDownList w:lastValue="Execute">
+            <w:listItem w:displayText="Select PACE stage" w:value="Select PACE stage"/>
+            <w:listItem w:displayText="Plan" w:value="Plan"/>
+            <w:listItem w:displayText="Analyze" w:value="Analyze"/>
+            <w:listItem w:displayText="Construct" w:value="Construct"/>
+            <w:listItem w:displayText="Execute" w:value="Execute"/>
+          </w:dropDownList>
+        </w:sdtPr>
+        <w:sdtContent>
+          <w:r>
+            <w:rPr>
+              <w:rFonts w:ascii="Google Sans" w:cs="Google Sans" w:eastAsia="Google Sans" w:hAnsi="Google Sans"/>
+              <w:b w:val="1"/>
+              <w:color w:val="d4edbc"/>
+              <w:shd w:fill="11734b" w:val="clear"/>
+            </w:rPr>
+            <w:t xml:space="preserve">Execute</w:t>
+          </w:r>
+        </w:sdtContent>
+      </w:sdt>
+      <w:r>
+        <w:rPr>
+          <w:rtl w:val="0"/>
+        </w:rPr>
+      </w:r>
+    </w:p>
+    <w:p>
+      <w:pPr>
+        <w:widowControl w:val="0"/>
+        <w:spacing w:line="480" w:lineRule="auto"/>
+        <w:ind w:left="720" w:firstLine="0"/>
+        <w:rPr>
+          <w:rFonts w:ascii="Google Sans" w:cs="Google Sans" w:eastAsia="Google Sans" w:hAnsi="Google Sans"/>
+        </w:rPr>
+      </w:pPr>
+      <w:r>
+        <w:rPr>
+          <w:rFonts w:ascii="Google Sans" w:cs="Google Sans" w:eastAsia="Google Sans" w:hAnsi="Google Sans"/>
+          <w:rtl w:val="0"/>
+        </w:rPr>
+        <w:t xml:space="preserve">Why did you select this stage for this task?</w:t>
+      </w:r>
+    </w:p>
+    <w:p>
+      <w:pPr>
+        <w:pBdr>
+          <w:top w:color="000000" w:space="2" w:sz="8" w:val="single"/>
+          <w:left w:color="000000" w:space="2" w:sz="8" w:val="single"/>
+          <w:bottom w:color="000000" w:space="2" w:sz="8" w:val="single"/>
+          <w:right w:color="000000" w:space="2" w:sz="8" w:val="single"/>
+        </w:pBdr>
+        <w:shd w:fill="ffffff" w:val="clear"/>
+        <w:spacing w:after="70" w:line="240" w:lineRule="auto"/>
+        <w:ind w:left="720" w:firstLine="0"/>
+        <w:rPr>
+          <w:rFonts w:ascii="Google Sans" w:cs="Google Sans" w:eastAsia="Google Sans" w:hAnsi="Google Sans"/>
+        </w:rPr>
+      </w:pPr>
+      <w:r>
+        <w:rPr>
+          <w:rFonts w:ascii="Google Sans" w:cs="Google Sans" w:eastAsia="Google Sans" w:hAnsi="Google Sans"/>
+          <w:rtl w:val="0"/>
+        </w:rPr>
+        <w:t xml:space="preserve">While evaluating the model, we’re trying to analyze the performance or accuracy of the estimated ride duration with validation data. </w:t>
+      </w:r>
+    </w:p>
+    <w:p>
+      <w:pPr>
+        <w:widowControl w:val="0"/>
+        <w:spacing w:line="480" w:lineRule="auto"/>
+        <w:rPr>
+          <w:rFonts w:ascii="Google Sans" w:cs="Google Sans" w:eastAsia="Google Sans" w:hAnsi="Google Sans"/>
+          <w:b w:val="1"/>
+        </w:rPr>
+      </w:pPr>
+      <w:r>
+        <w:rPr>
+          <w:rtl w:val="0"/>
+        </w:rPr>
+      </w:r>
+    </w:p>
+    <w:p>
+      <w:pPr>
+        <w:widowControl w:val="0"/>
+        <w:numPr>
+          <w:ilvl w:val="0"/>
+          <w:numId w:val="2"/>
+        </w:numPr>
+        <w:spacing w:line="480" w:lineRule="auto"/>
+        <w:ind w:left="720" w:hanging="360"/>
+        <w:rPr>
+          <w:rFonts w:ascii="Google Sans" w:cs="Google Sans" w:eastAsia="Google Sans" w:hAnsi="Google Sans"/>
+        </w:rPr>
+      </w:pPr>
+      <w:r>
+        <w:rPr>
+          <w:rFonts w:ascii="Google Sans" w:cs="Google Sans" w:eastAsia="Google Sans" w:hAnsi="Google Sans"/>
+          <w:b w:val="1"/>
+          <w:rtl w:val="0"/>
+        </w:rPr>
+        <w:t xml:space="preserve">Conduct a hypothesis test: </w:t>
+      </w:r>
+      <w:sdt>
+        <w:sdtPr>
+          <w:alias w:val="PACE dropdown selector"/>
+          <w:id w:val="-1682892099"/>
           <w:dropDownList w:lastValue="Analyze">
             <w:listItem w:displayText="Select PACE stage" w:value="Select PACE stage"/>
             <w:listItem w:displayText="Plan" w:value="Plan"/>
@@ -1555,6 +1548,52 @@
       </w:sdt>
       <w:r>
         <w:rPr>
+          <w:rFonts w:ascii="Google Sans" w:cs="Google Sans" w:eastAsia="Google Sans" w:hAnsi="Google Sans"/>
+          <w:rtl w:val="0"/>
+        </w:rPr>
+        <w:t xml:space="preserve"> </w:t>
+      </w:r>
+      <w:r>
+        <w:rPr>
+          <w:rFonts w:ascii="Google Sans" w:cs="Google Sans" w:eastAsia="Google Sans" w:hAnsi="Google Sans"/>
+          <w:b w:val="1"/>
+          <w:rtl w:val="0"/>
+        </w:rPr>
+        <w:t xml:space="preserve">and</w:t>
+      </w:r>
+      <w:r>
+        <w:rPr>
+          <w:rFonts w:ascii="Google Sans" w:cs="Google Sans" w:eastAsia="Google Sans" w:hAnsi="Google Sans"/>
+          <w:rtl w:val="0"/>
+        </w:rPr>
+        <w:t xml:space="preserve"> </w:t>
+      </w:r>
+      <w:sdt>
+        <w:sdtPr>
+          <w:alias w:val="PACE dropdown selector"/>
+          <w:id w:val="-675465691"/>
+          <w:dropDownList w:lastValue="Construct">
+            <w:listItem w:displayText="Select PACE stage" w:value="Select PACE stage"/>
+            <w:listItem w:displayText="Plan" w:value="Plan"/>
+            <w:listItem w:displayText="Analyze" w:value="Analyze"/>
+            <w:listItem w:displayText="Construct" w:value="Construct"/>
+            <w:listItem w:displayText="Execute" w:value="Execute"/>
+          </w:dropDownList>
+        </w:sdtPr>
+        <w:sdtContent>
+          <w:r>
+            <w:rPr>
+              <w:rFonts w:ascii="Google Sans" w:cs="Google Sans" w:eastAsia="Google Sans" w:hAnsi="Google Sans"/>
+              <w:b w:val="1"/>
+              <w:color w:val="473821"/>
+              <w:shd w:fill="ffe5a0" w:val="clear"/>
+            </w:rPr>
+            <w:t xml:space="preserve">Construct</w:t>
+          </w:r>
+        </w:sdtContent>
+      </w:sdt>
+      <w:r>
+        <w:rPr>
           <w:rtl w:val="0"/>
         </w:rPr>
       </w:r>
@@ -1573,7 +1612,7 @@
           <w:rFonts w:ascii="Google Sans" w:cs="Google Sans" w:eastAsia="Google Sans" w:hAnsi="Google Sans"/>
           <w:rtl w:val="0"/>
         </w:rPr>
-        <w:t xml:space="preserve">Why did you select this stage for this task?</w:t>
+        <w:t xml:space="preserve">Why did you select these stages for this task?</w:t>
       </w:r>
     </w:p>
     <w:p>
@@ -1596,7 +1635,7 @@
           <w:rFonts w:ascii="Google Sans" w:cs="Google Sans" w:eastAsia="Google Sans" w:hAnsi="Google Sans"/>
           <w:rtl w:val="0"/>
         </w:rPr>
-        <w:t xml:space="preserve">While evaluating the model, we’re trying to analyze the performance or accuracy of the estimated ride duration with validation data. </w:t>
+        <w:t xml:space="preserve">During the analyzing stage, it is determined that a statistical test will be needed to check the hypothesis made. During the construction phase, the test is carried out which allows in validating hypotheses. </w:t>
       </w:r>
     </w:p>
     <w:p>
@@ -1619,26 +1658,27 @@
         <w:widowControl w:val="0"/>
         <w:numPr>
           <w:ilvl w:val="0"/>
-          <w:numId w:val="1"/>
+          <w:numId w:val="2"/>
         </w:numPr>
         <w:spacing w:line="480" w:lineRule="auto"/>
         <w:ind w:left="720" w:hanging="360"/>
         <w:rPr>
           <w:rFonts w:ascii="Google Sans" w:cs="Google Sans" w:eastAsia="Google Sans" w:hAnsi="Google Sans"/>
-        </w:rPr>
-      </w:pPr>
-      <w:r>
-        <w:rPr>
-          <w:rFonts w:ascii="Google Sans" w:cs="Google Sans" w:eastAsia="Google Sans" w:hAnsi="Google Sans"/>
-          <w:b w:val="1"/>
-          <w:rtl w:val="0"/>
-        </w:rPr>
-        <w:t xml:space="preserve">Conduct a hypothesis test: </w:t>
+          <w:b w:val="1"/>
+        </w:rPr>
+      </w:pPr>
+      <w:r>
+        <w:rPr>
+          <w:rFonts w:ascii="Google Sans" w:cs="Google Sans" w:eastAsia="Google Sans" w:hAnsi="Google Sans"/>
+          <w:b w:val="1"/>
+          <w:rtl w:val="0"/>
+        </w:rPr>
+        <w:t xml:space="preserve">Understanding the data: </w:t>
       </w:r>
       <w:sdt>
         <w:sdtPr>
           <w:alias w:val="PACE dropdown selector"/>
-          <w:id w:val="-1080643671"/>
+          <w:id w:val="1805039904"/>
           <w:dropDownList w:lastValue="Analyze">
             <w:listItem w:displayText="Select PACE stage" w:value="Select PACE stage"/>
             <w:listItem w:displayText="Plan" w:value="Plan"/>
@@ -1661,30 +1701,556 @@
       </w:sdt>
       <w:r>
         <w:rPr>
-          <w:rFonts w:ascii="Google Sans" w:cs="Google Sans" w:eastAsia="Google Sans" w:hAnsi="Google Sans"/>
-          <w:rtl w:val="0"/>
-        </w:rPr>
-        <w:t xml:space="preserve"> </w:t>
-      </w:r>
-      <w:r>
-        <w:rPr>
-          <w:rFonts w:ascii="Google Sans" w:cs="Google Sans" w:eastAsia="Google Sans" w:hAnsi="Google Sans"/>
-          <w:b w:val="1"/>
-          <w:rtl w:val="0"/>
-        </w:rPr>
-        <w:t xml:space="preserve">and</w:t>
-      </w:r>
-      <w:r>
-        <w:rPr>
-          <w:rFonts w:ascii="Google Sans" w:cs="Google Sans" w:eastAsia="Google Sans" w:hAnsi="Google Sans"/>
-          <w:rtl w:val="0"/>
-        </w:rPr>
-        <w:t xml:space="preserve"> </w:t>
+          <w:rtl w:val="0"/>
+        </w:rPr>
+      </w:r>
+    </w:p>
+    <w:p>
+      <w:pPr>
+        <w:widowControl w:val="0"/>
+        <w:spacing w:line="480" w:lineRule="auto"/>
+        <w:ind w:left="720" w:firstLine="0"/>
+        <w:rPr>
+          <w:rFonts w:ascii="Google Sans" w:cs="Google Sans" w:eastAsia="Google Sans" w:hAnsi="Google Sans"/>
+        </w:rPr>
+      </w:pPr>
+      <w:r>
+        <w:rPr>
+          <w:rFonts w:ascii="Google Sans" w:cs="Google Sans" w:eastAsia="Google Sans" w:hAnsi="Google Sans"/>
+          <w:rtl w:val="0"/>
+        </w:rPr>
+        <w:t xml:space="preserve">Why did you select this stage for this task?</w:t>
+      </w:r>
+    </w:p>
+    <w:p>
+      <w:pPr>
+        <w:pBdr>
+          <w:top w:color="000000" w:space="2" w:sz="8" w:val="single"/>
+          <w:left w:color="000000" w:space="2" w:sz="8" w:val="single"/>
+          <w:bottom w:color="000000" w:space="2" w:sz="8" w:val="single"/>
+          <w:right w:color="000000" w:space="2" w:sz="8" w:val="single"/>
+        </w:pBdr>
+        <w:shd w:fill="ffffff" w:val="clear"/>
+        <w:spacing w:after="70" w:line="240" w:lineRule="auto"/>
+        <w:ind w:left="720" w:firstLine="0"/>
+        <w:rPr>
+          <w:rFonts w:ascii="Google Sans" w:cs="Google Sans" w:eastAsia="Google Sans" w:hAnsi="Google Sans"/>
+        </w:rPr>
+      </w:pPr>
+      <w:r>
+        <w:rPr>
+          <w:rFonts w:ascii="Google Sans" w:cs="Google Sans" w:eastAsia="Google Sans" w:hAnsi="Google Sans"/>
+          <w:rtl w:val="0"/>
+        </w:rPr>
+        <w:t xml:space="preserve">We understand the data by tools like exploratory data analysis and identify relationships between features, and the distribution of variables.</w:t>
+      </w:r>
+    </w:p>
+    <w:p>
+      <w:pPr>
+        <w:widowControl w:val="0"/>
+        <w:spacing w:line="240" w:lineRule="auto"/>
+        <w:rPr>
+          <w:rFonts w:ascii="Google Sans" w:cs="Google Sans" w:eastAsia="Google Sans" w:hAnsi="Google Sans"/>
+          <w:b w:val="1"/>
+        </w:rPr>
+      </w:pPr>
+      <w:r>
+        <w:rPr>
+          <w:rtl w:val="0"/>
+        </w:rPr>
+      </w:r>
+    </w:p>
+    <w:p>
+      <w:pPr>
+        <w:widowControl w:val="0"/>
+        <w:spacing w:line="240" w:lineRule="auto"/>
+        <w:rPr>
+          <w:rFonts w:ascii="Google Sans" w:cs="Google Sans" w:eastAsia="Google Sans" w:hAnsi="Google Sans"/>
+          <w:b w:val="1"/>
+        </w:rPr>
+      </w:pPr>
+      <w:r>
+        <w:rPr>
+          <w:rtl w:val="0"/>
+        </w:rPr>
+      </w:r>
+    </w:p>
+    <w:p>
+      <w:pPr>
+        <w:widowControl w:val="0"/>
+        <w:numPr>
+          <w:ilvl w:val="0"/>
+          <w:numId w:val="2"/>
+        </w:numPr>
+        <w:spacing w:line="480" w:lineRule="auto"/>
+        <w:ind w:left="720" w:hanging="360"/>
+        <w:rPr>
+          <w:rFonts w:ascii="Google Sans" w:cs="Google Sans" w:eastAsia="Google Sans" w:hAnsi="Google Sans"/>
+        </w:rPr>
+      </w:pPr>
+      <w:r>
+        <w:rPr>
+          <w:rFonts w:ascii="Google Sans" w:cs="Google Sans" w:eastAsia="Google Sans" w:hAnsi="Google Sans"/>
+          <w:b w:val="1"/>
+          <w:rtl w:val="0"/>
+        </w:rPr>
+        <w:t xml:space="preserve">Data exploration and cleaning: </w:t>
       </w:r>
       <w:sdt>
         <w:sdtPr>
           <w:alias w:val="PACE dropdown selector"/>
-          <w:id w:val="-73217263"/>
+          <w:id w:val="2125717300"/>
+          <w:dropDownList w:lastValue="Plan">
+            <w:listItem w:displayText="Select PACE stage" w:value="Select PACE stage"/>
+            <w:listItem w:displayText="Plan" w:value="Plan"/>
+            <w:listItem w:displayText="Analyze" w:value="Analyze"/>
+            <w:listItem w:displayText="Construct" w:value="Construct"/>
+            <w:listItem w:displayText="Execute" w:value="Execute"/>
+          </w:dropDownList>
+        </w:sdtPr>
+        <w:sdtContent>
+          <w:r>
+            <w:rPr>
+              <w:rFonts w:ascii="Google Sans" w:cs="Google Sans" w:eastAsia="Google Sans" w:hAnsi="Google Sans"/>
+              <w:b w:val="1"/>
+              <w:color w:val="bfe0f6"/>
+              <w:shd w:fill="0a53a8" w:val="clear"/>
+            </w:rPr>
+            <w:t xml:space="preserve">Plan</w:t>
+          </w:r>
+        </w:sdtContent>
+      </w:sdt>
+      <w:r>
+        <w:rPr>
+          <w:rFonts w:ascii="Google Sans" w:cs="Google Sans" w:eastAsia="Google Sans" w:hAnsi="Google Sans"/>
+          <w:rtl w:val="0"/>
+        </w:rPr>
+        <w:t xml:space="preserve"> </w:t>
+      </w:r>
+      <w:r>
+        <w:rPr>
+          <w:rFonts w:ascii="Google Sans" w:cs="Google Sans" w:eastAsia="Google Sans" w:hAnsi="Google Sans"/>
+          <w:b w:val="1"/>
+          <w:rtl w:val="0"/>
+        </w:rPr>
+        <w:t xml:space="preserve">and </w:t>
+      </w:r>
+      <w:sdt>
+        <w:sdtPr>
+          <w:alias w:val="PACE dropdown selector"/>
+          <w:id w:val="-717585768"/>
+          <w:dropDownList w:lastValue="Analyze">
+            <w:listItem w:displayText="Select PACE stage" w:value="Select PACE stage"/>
+            <w:listItem w:displayText="Plan" w:value="Plan"/>
+            <w:listItem w:displayText="Analyze" w:value="Analyze"/>
+            <w:listItem w:displayText="Construct" w:value="Construct"/>
+            <w:listItem w:displayText="Execute" w:value="Execute"/>
+          </w:dropDownList>
+        </w:sdtPr>
+        <w:sdtContent>
+          <w:r>
+            <w:rPr>
+              <w:rFonts w:ascii="Google Sans" w:cs="Google Sans" w:eastAsia="Google Sans" w:hAnsi="Google Sans"/>
+              <w:b w:val="1"/>
+              <w:color w:val="ffcfc9"/>
+              <w:shd w:fill="b10202" w:val="clear"/>
+            </w:rPr>
+            <w:t xml:space="preserve">Analyze</w:t>
+          </w:r>
+        </w:sdtContent>
+      </w:sdt>
+      <w:r>
+        <w:rPr>
+          <w:rtl w:val="0"/>
+        </w:rPr>
+      </w:r>
+    </w:p>
+    <w:p>
+      <w:pPr>
+        <w:widowControl w:val="0"/>
+        <w:spacing w:line="480" w:lineRule="auto"/>
+        <w:ind w:left="720" w:firstLine="0"/>
+        <w:rPr>
+          <w:rFonts w:ascii="Google Sans" w:cs="Google Sans" w:eastAsia="Google Sans" w:hAnsi="Google Sans"/>
+        </w:rPr>
+      </w:pPr>
+      <w:r>
+        <w:rPr>
+          <w:rFonts w:ascii="Google Sans" w:cs="Google Sans" w:eastAsia="Google Sans" w:hAnsi="Google Sans"/>
+          <w:rtl w:val="0"/>
+        </w:rPr>
+        <w:t xml:space="preserve">Why did you select these stages for this task?</w:t>
+      </w:r>
+    </w:p>
+    <w:p>
+      <w:pPr>
+        <w:pBdr>
+          <w:top w:color="000000" w:space="2" w:sz="8" w:val="single"/>
+          <w:left w:color="000000" w:space="2" w:sz="8" w:val="single"/>
+          <w:bottom w:color="000000" w:space="2" w:sz="8" w:val="single"/>
+          <w:right w:color="000000" w:space="2" w:sz="8" w:val="single"/>
+        </w:pBdr>
+        <w:shd w:fill="ffffff" w:val="clear"/>
+        <w:spacing w:after="70" w:line="240" w:lineRule="auto"/>
+        <w:ind w:left="720" w:firstLine="0"/>
+        <w:rPr>
+          <w:rFonts w:ascii="Google Sans" w:cs="Google Sans" w:eastAsia="Google Sans" w:hAnsi="Google Sans"/>
+        </w:rPr>
+      </w:pPr>
+      <w:r>
+        <w:rPr>
+          <w:rFonts w:ascii="Google Sans" w:cs="Google Sans" w:eastAsia="Google Sans" w:hAnsi="Google Sans"/>
+          <w:rtl w:val="0"/>
+        </w:rPr>
+        <w:t xml:space="preserve">Planning takes place first about the methods that need to be performed for data exploration and cleaning. Analyzing takes place when understanding the data using cleaning and exploration. </w:t>
+      </w:r>
+    </w:p>
+    <w:p>
+      <w:pPr>
+        <w:widowControl w:val="0"/>
+        <w:spacing w:line="480" w:lineRule="auto"/>
+        <w:rPr>
+          <w:rFonts w:ascii="Google Sans" w:cs="Google Sans" w:eastAsia="Google Sans" w:hAnsi="Google Sans"/>
+          <w:b w:val="1"/>
+        </w:rPr>
+      </w:pPr>
+      <w:r>
+        <w:rPr>
+          <w:rtl w:val="0"/>
+        </w:rPr>
+      </w:r>
+    </w:p>
+    <w:p>
+      <w:pPr>
+        <w:widowControl w:val="0"/>
+        <w:numPr>
+          <w:ilvl w:val="0"/>
+          <w:numId w:val="2"/>
+        </w:numPr>
+        <w:spacing w:line="480" w:lineRule="auto"/>
+        <w:ind w:left="720" w:hanging="360"/>
+        <w:rPr>
+          <w:rFonts w:ascii="Google Sans" w:cs="Google Sans" w:eastAsia="Google Sans" w:hAnsi="Google Sans"/>
+          <w:b w:val="1"/>
+        </w:rPr>
+      </w:pPr>
+      <w:r>
+        <w:rPr>
+          <w:rFonts w:ascii="Google Sans" w:cs="Google Sans" w:eastAsia="Google Sans" w:hAnsi="Google Sans"/>
+          <w:b w:val="1"/>
+          <w:rtl w:val="0"/>
+        </w:rPr>
+        <w:t xml:space="preserve">Establish structure for project workflow (PACE):  </w:t>
+      </w:r>
+      <w:sdt>
+        <w:sdtPr>
+          <w:alias w:val="PACE dropdown selector"/>
+          <w:id w:val="-1018196221"/>
+          <w:dropDownList w:lastValue="Plan">
+            <w:listItem w:displayText="Select PACE stage" w:value="Select PACE stage"/>
+            <w:listItem w:displayText="Plan" w:value="Plan"/>
+            <w:listItem w:displayText="Analyze" w:value="Analyze"/>
+            <w:listItem w:displayText="Construct" w:value="Construct"/>
+            <w:listItem w:displayText="Execute" w:value="Execute"/>
+          </w:dropDownList>
+        </w:sdtPr>
+        <w:sdtContent>
+          <w:r>
+            <w:rPr>
+              <w:rFonts w:ascii="Google Sans" w:cs="Google Sans" w:eastAsia="Google Sans" w:hAnsi="Google Sans"/>
+              <w:b w:val="1"/>
+              <w:color w:val="bfe0f6"/>
+              <w:shd w:fill="0a53a8" w:val="clear"/>
+            </w:rPr>
+            <w:t xml:space="preserve">Plan</w:t>
+          </w:r>
+        </w:sdtContent>
+      </w:sdt>
+      <w:r>
+        <w:rPr>
+          <w:rtl w:val="0"/>
+        </w:rPr>
+      </w:r>
+    </w:p>
+    <w:p>
+      <w:pPr>
+        <w:widowControl w:val="0"/>
+        <w:spacing w:line="480" w:lineRule="auto"/>
+        <w:ind w:left="720" w:firstLine="0"/>
+        <w:rPr>
+          <w:rFonts w:ascii="Google Sans" w:cs="Google Sans" w:eastAsia="Google Sans" w:hAnsi="Google Sans"/>
+        </w:rPr>
+      </w:pPr>
+      <w:r>
+        <w:rPr>
+          <w:rFonts w:ascii="Google Sans" w:cs="Google Sans" w:eastAsia="Google Sans" w:hAnsi="Google Sans"/>
+          <w:rtl w:val="0"/>
+        </w:rPr>
+        <w:t xml:space="preserve">Why did you select this stage for this task?</w:t>
+      </w:r>
+    </w:p>
+    <w:p>
+      <w:pPr>
+        <w:pBdr>
+          <w:top w:color="000000" w:space="2" w:sz="8" w:val="single"/>
+          <w:left w:color="000000" w:space="2" w:sz="8" w:val="single"/>
+          <w:bottom w:color="000000" w:space="2" w:sz="8" w:val="single"/>
+          <w:right w:color="000000" w:space="2" w:sz="8" w:val="single"/>
+        </w:pBdr>
+        <w:shd w:fill="ffffff" w:val="clear"/>
+        <w:spacing w:after="70" w:line="240" w:lineRule="auto"/>
+        <w:ind w:left="720" w:firstLine="0"/>
+        <w:rPr>
+          <w:rFonts w:ascii="Google Sans" w:cs="Google Sans" w:eastAsia="Google Sans" w:hAnsi="Google Sans"/>
+        </w:rPr>
+      </w:pPr>
+      <w:r>
+        <w:rPr>
+          <w:rFonts w:ascii="Google Sans" w:cs="Google Sans" w:eastAsia="Google Sans" w:hAnsi="Google Sans"/>
+          <w:rtl w:val="0"/>
+        </w:rPr>
+        <w:t xml:space="preserve">In the planning stage, the team identifies the problem, solutions, tools requirements, and project workflow.</w:t>
+      </w:r>
+    </w:p>
+    <w:p>
+      <w:pPr>
+        <w:widowControl w:val="0"/>
+        <w:spacing w:line="480" w:lineRule="auto"/>
+        <w:rPr>
+          <w:rFonts w:ascii="Google Sans" w:cs="Google Sans" w:eastAsia="Google Sans" w:hAnsi="Google Sans"/>
+          <w:b w:val="1"/>
+        </w:rPr>
+      </w:pPr>
+      <w:r>
+        <w:rPr>
+          <w:rtl w:val="0"/>
+        </w:rPr>
+      </w:r>
+    </w:p>
+    <w:p>
+      <w:pPr>
+        <w:widowControl w:val="0"/>
+        <w:numPr>
+          <w:ilvl w:val="0"/>
+          <w:numId w:val="2"/>
+        </w:numPr>
+        <w:spacing w:line="480" w:lineRule="auto"/>
+        <w:ind w:left="720" w:hanging="360"/>
+        <w:rPr>
+          <w:rFonts w:ascii="Google Sans" w:cs="Google Sans" w:eastAsia="Google Sans" w:hAnsi="Google Sans"/>
+          <w:b w:val="1"/>
+        </w:rPr>
+      </w:pPr>
+      <w:r>
+        <w:rPr>
+          <w:rFonts w:ascii="Google Sans" w:cs="Google Sans" w:eastAsia="Google Sans" w:hAnsi="Google Sans"/>
+          <w:b w:val="1"/>
+          <w:rtl w:val="0"/>
+        </w:rPr>
+        <w:t xml:space="preserve">Communicate final insights with stakeholders: </w:t>
+      </w:r>
+      <w:sdt>
+        <w:sdtPr>
+          <w:alias w:val="PACE dropdown selector"/>
+          <w:id w:val="1218481851"/>
+          <w:dropDownList w:lastValue="Execute">
+            <w:listItem w:displayText="Select PACE stage" w:value="Select PACE stage"/>
+            <w:listItem w:displayText="Plan" w:value="Plan"/>
+            <w:listItem w:displayText="Analyze" w:value="Analyze"/>
+            <w:listItem w:displayText="Construct" w:value="Construct"/>
+            <w:listItem w:displayText="Execute" w:value="Execute"/>
+          </w:dropDownList>
+        </w:sdtPr>
+        <w:sdtContent>
+          <w:r>
+            <w:rPr>
+              <w:rFonts w:ascii="Google Sans" w:cs="Google Sans" w:eastAsia="Google Sans" w:hAnsi="Google Sans"/>
+              <w:b w:val="1"/>
+              <w:color w:val="d4edbc"/>
+              <w:shd w:fill="11734b" w:val="clear"/>
+            </w:rPr>
+            <w:t xml:space="preserve">Execute</w:t>
+          </w:r>
+        </w:sdtContent>
+      </w:sdt>
+      <w:r>
+        <w:rPr>
+          <w:rtl w:val="0"/>
+        </w:rPr>
+      </w:r>
+    </w:p>
+    <w:p>
+      <w:pPr>
+        <w:pBdr>
+          <w:top w:color="000000" w:space="2" w:sz="8" w:val="single"/>
+          <w:left w:color="000000" w:space="2" w:sz="8" w:val="single"/>
+          <w:bottom w:color="000000" w:space="2" w:sz="8" w:val="single"/>
+          <w:right w:color="000000" w:space="2" w:sz="8" w:val="single"/>
+        </w:pBdr>
+        <w:shd w:fill="ffffff" w:val="clear"/>
+        <w:spacing w:after="70" w:line="240" w:lineRule="auto"/>
+        <w:ind w:left="720" w:firstLine="0"/>
+        <w:rPr>
+          <w:rFonts w:ascii="Google Sans" w:cs="Google Sans" w:eastAsia="Google Sans" w:hAnsi="Google Sans"/>
+        </w:rPr>
+      </w:pPr>
+      <w:r>
+        <w:rPr>
+          <w:rFonts w:ascii="Google Sans" w:cs="Google Sans" w:eastAsia="Google Sans" w:hAnsi="Google Sans"/>
+          <w:rtl w:val="0"/>
+        </w:rPr>
+        <w:t xml:space="preserve">At the end of the analysis and modeling, once we’re confident about the insights, we share the insights with stakeholders with the help of visualization, documentation, and video.</w:t>
+      </w:r>
+    </w:p>
+    <w:p>
+      <w:pPr>
+        <w:widowControl w:val="0"/>
+        <w:spacing w:line="480" w:lineRule="auto"/>
+        <w:ind w:left="720" w:firstLine="0"/>
+        <w:rPr>
+          <w:rFonts w:ascii="Google Sans" w:cs="Google Sans" w:eastAsia="Google Sans" w:hAnsi="Google Sans"/>
+          <w:b w:val="1"/>
+        </w:rPr>
+      </w:pPr>
+      <w:r>
+        <w:rPr>
+          <w:rtl w:val="0"/>
+        </w:rPr>
+      </w:r>
+    </w:p>
+    <w:p>
+      <w:pPr>
+        <w:widowControl w:val="0"/>
+        <w:numPr>
+          <w:ilvl w:val="0"/>
+          <w:numId w:val="2"/>
+        </w:numPr>
+        <w:spacing w:before="200" w:line="480" w:lineRule="auto"/>
+        <w:ind w:left="720" w:hanging="360"/>
+        <w:rPr>
+          <w:rFonts w:ascii="Google Sans" w:cs="Google Sans" w:eastAsia="Google Sans" w:hAnsi="Google Sans"/>
+          <w:b w:val="1"/>
+        </w:rPr>
+      </w:pPr>
+      <w:r>
+        <w:rPr>
+          <w:rFonts w:ascii="Google Sans" w:cs="Google Sans" w:eastAsia="Google Sans" w:hAnsi="Google Sans"/>
+          <w:b w:val="1"/>
+          <w:rtl w:val="0"/>
+        </w:rPr>
+        <w:t xml:space="preserve">Compute descriptive statistics: </w:t>
+      </w:r>
+      <w:sdt>
+        <w:sdtPr>
+          <w:alias w:val="PACE dropdown selector"/>
+          <w:id w:val="457871503"/>
+          <w:dropDownList w:lastValue="Analyze">
+            <w:listItem w:displayText="Select PACE stage" w:value="Select PACE stage"/>
+            <w:listItem w:displayText="Plan" w:value="Plan"/>
+            <w:listItem w:displayText="Analyze" w:value="Analyze"/>
+            <w:listItem w:displayText="Construct" w:value="Construct"/>
+            <w:listItem w:displayText="Execute" w:value="Execute"/>
+          </w:dropDownList>
+        </w:sdtPr>
+        <w:sdtContent>
+          <w:r>
+            <w:rPr>
+              <w:rFonts w:ascii="Google Sans" w:cs="Google Sans" w:eastAsia="Google Sans" w:hAnsi="Google Sans"/>
+              <w:b w:val="1"/>
+              <w:color w:val="ffcfc9"/>
+              <w:shd w:fill="b10202" w:val="clear"/>
+            </w:rPr>
+            <w:t xml:space="preserve">Analyze</w:t>
+          </w:r>
+        </w:sdtContent>
+      </w:sdt>
+      <w:r>
+        <w:rPr>
+          <w:rtl w:val="0"/>
+        </w:rPr>
+      </w:r>
+    </w:p>
+    <w:p>
+      <w:pPr>
+        <w:widowControl w:val="0"/>
+        <w:spacing w:line="480" w:lineRule="auto"/>
+        <w:ind w:left="720" w:firstLine="0"/>
+        <w:rPr>
+          <w:rFonts w:ascii="Google Sans" w:cs="Google Sans" w:eastAsia="Google Sans" w:hAnsi="Google Sans"/>
+        </w:rPr>
+      </w:pPr>
+      <w:r>
+        <w:rPr>
+          <w:rFonts w:ascii="Google Sans" w:cs="Google Sans" w:eastAsia="Google Sans" w:hAnsi="Google Sans"/>
+          <w:rtl w:val="0"/>
+        </w:rPr>
+        <w:t xml:space="preserve">Why did you select this stage for this task?</w:t>
+      </w:r>
+    </w:p>
+    <w:p>
+      <w:pPr>
+        <w:pBdr>
+          <w:top w:color="000000" w:space="2" w:sz="8" w:val="single"/>
+          <w:left w:color="000000" w:space="2" w:sz="8" w:val="single"/>
+          <w:bottom w:color="000000" w:space="2" w:sz="8" w:val="single"/>
+          <w:right w:color="000000" w:space="2" w:sz="8" w:val="single"/>
+        </w:pBdr>
+        <w:shd w:fill="ffffff" w:val="clear"/>
+        <w:spacing w:after="70" w:line="240" w:lineRule="auto"/>
+        <w:ind w:left="720" w:firstLine="0"/>
+        <w:rPr>
+          <w:rFonts w:ascii="Google Sans" w:cs="Google Sans" w:eastAsia="Google Sans" w:hAnsi="Google Sans"/>
+        </w:rPr>
+      </w:pPr>
+      <w:r>
+        <w:rPr>
+          <w:rFonts w:ascii="Google Sans" w:cs="Google Sans" w:eastAsia="Google Sans" w:hAnsi="Google Sans"/>
+          <w:rtl w:val="0"/>
+        </w:rPr>
+        <w:t xml:space="preserve">We investigate the data using the descriptive statistics during analysis to understand the data.</w:t>
+      </w:r>
+    </w:p>
+    <w:p>
+      <w:pPr>
+        <w:widowControl w:val="0"/>
+        <w:spacing w:line="480" w:lineRule="auto"/>
+        <w:rPr>
+          <w:rFonts w:ascii="Google Sans" w:cs="Google Sans" w:eastAsia="Google Sans" w:hAnsi="Google Sans"/>
+          <w:b w:val="1"/>
+        </w:rPr>
+      </w:pPr>
+      <w:r>
+        <w:rPr>
+          <w:rtl w:val="0"/>
+        </w:rPr>
+      </w:r>
+    </w:p>
+    <w:p>
+      <w:pPr>
+        <w:widowControl w:val="0"/>
+        <w:numPr>
+          <w:ilvl w:val="0"/>
+          <w:numId w:val="2"/>
+        </w:numPr>
+        <w:spacing w:line="480" w:lineRule="auto"/>
+        <w:ind w:left="720" w:hanging="360"/>
+        <w:rPr>
+          <w:rFonts w:ascii="Google Sans" w:cs="Google Sans" w:eastAsia="Google Sans" w:hAnsi="Google Sans"/>
+          <w:b w:val="1"/>
+        </w:rPr>
+      </w:pPr>
+      <w:r>
+        <w:rPr>
+          <w:rFonts w:ascii="Google Sans" w:cs="Google Sans" w:eastAsia="Google Sans" w:hAnsi="Google Sans"/>
+          <w:b w:val="1"/>
+          <w:rtl w:val="0"/>
+        </w:rPr>
+        <w:t xml:space="preserve">Visualization building: </w:t>
+      </w:r>
+      <w:sdt>
+        <w:sdtPr>
+          <w:alias w:val="PACE dropdown selector"/>
+          <w:id w:val="-1805603731"/>
           <w:dropDownList w:lastValue="Construct">
             <w:listItem w:displayText="Select PACE stage" w:value="Select PACE stage"/>
             <w:listItem w:displayText="Plan" w:value="Plan"/>
@@ -1707,91 +2273,16 @@
       </w:sdt>
       <w:r>
         <w:rPr>
-          <w:rtl w:val="0"/>
-        </w:rPr>
-      </w:r>
-    </w:p>
-    <w:p>
-      <w:pPr>
-        <w:widowControl w:val="0"/>
-        <w:spacing w:line="480" w:lineRule="auto"/>
-        <w:ind w:left="720" w:firstLine="0"/>
-        <w:rPr>
-          <w:rFonts w:ascii="Google Sans" w:cs="Google Sans" w:eastAsia="Google Sans" w:hAnsi="Google Sans"/>
-        </w:rPr>
-      </w:pPr>
-      <w:r>
-        <w:rPr>
-          <w:rFonts w:ascii="Google Sans" w:cs="Google Sans" w:eastAsia="Google Sans" w:hAnsi="Google Sans"/>
-          <w:rtl w:val="0"/>
-        </w:rPr>
-        <w:t xml:space="preserve">Why did you select these stages for this task?</w:t>
-      </w:r>
-    </w:p>
-    <w:p>
-      <w:pPr>
-        <w:pBdr>
-          <w:top w:color="000000" w:space="2" w:sz="8" w:val="single"/>
-          <w:left w:color="000000" w:space="2" w:sz="8" w:val="single"/>
-          <w:bottom w:color="000000" w:space="2" w:sz="8" w:val="single"/>
-          <w:right w:color="000000" w:space="2" w:sz="8" w:val="single"/>
-        </w:pBdr>
-        <w:shd w:fill="ffffff" w:val="clear"/>
-        <w:spacing w:after="70" w:line="240" w:lineRule="auto"/>
-        <w:ind w:left="720" w:firstLine="0"/>
-        <w:rPr>
-          <w:rFonts w:ascii="Google Sans" w:cs="Google Sans" w:eastAsia="Google Sans" w:hAnsi="Google Sans"/>
-        </w:rPr>
-      </w:pPr>
-      <w:r>
-        <w:rPr>
-          <w:rFonts w:ascii="Google Sans" w:cs="Google Sans" w:eastAsia="Google Sans" w:hAnsi="Google Sans"/>
-          <w:rtl w:val="0"/>
-        </w:rPr>
-        <w:t xml:space="preserve">During the analyzing stage, it is determined that a statistical test will be needed to check the hypothesis made. During the construction phase, the test is carried out which allows in validating hypotheses. </w:t>
-      </w:r>
-    </w:p>
-    <w:p>
-      <w:pPr>
-        <w:widowControl w:val="0"/>
-        <w:spacing w:line="480" w:lineRule="auto"/>
-        <w:rPr>
-          <w:rFonts w:ascii="Google Sans" w:cs="Google Sans" w:eastAsia="Google Sans" w:hAnsi="Google Sans"/>
-          <w:b w:val="1"/>
-        </w:rPr>
-      </w:pPr>
-      <w:r>
-        <w:rPr>
-          <w:rtl w:val="0"/>
-        </w:rPr>
-      </w:r>
-    </w:p>
-    <w:p>
-      <w:pPr>
-        <w:widowControl w:val="0"/>
-        <w:numPr>
-          <w:ilvl w:val="0"/>
-          <w:numId w:val="1"/>
-        </w:numPr>
-        <w:spacing w:line="480" w:lineRule="auto"/>
-        <w:ind w:left="720" w:hanging="360"/>
-        <w:rPr>
-          <w:rFonts w:ascii="Google Sans" w:cs="Google Sans" w:eastAsia="Google Sans" w:hAnsi="Google Sans"/>
-          <w:b w:val="1"/>
-        </w:rPr>
-      </w:pPr>
-      <w:r>
-        <w:rPr>
-          <w:rFonts w:ascii="Google Sans" w:cs="Google Sans" w:eastAsia="Google Sans" w:hAnsi="Google Sans"/>
-          <w:b w:val="1"/>
-          <w:rtl w:val="0"/>
-        </w:rPr>
-        <w:t xml:space="preserve">Understanding the data: </w:t>
+          <w:rFonts w:ascii="Google Sans" w:cs="Google Sans" w:eastAsia="Google Sans" w:hAnsi="Google Sans"/>
+          <w:b w:val="1"/>
+          <w:rtl w:val="0"/>
+        </w:rPr>
+        <w:t xml:space="preserve"> and </w:t>
       </w:r>
       <w:sdt>
         <w:sdtPr>
           <w:alias w:val="PACE dropdown selector"/>
-          <w:id w:val="-1887678964"/>
+          <w:id w:val="540438214"/>
           <w:dropDownList w:lastValue="Analyze">
             <w:listItem w:displayText="Select PACE stage" w:value="Select PACE stage"/>
             <w:listItem w:displayText="Plan" w:value="Plan"/>
@@ -1832,7 +2323,7 @@
           <w:rFonts w:ascii="Google Sans" w:cs="Google Sans" w:eastAsia="Google Sans" w:hAnsi="Google Sans"/>
           <w:rtl w:val="0"/>
         </w:rPr>
-        <w:t xml:space="preserve">Why did you select this stage for this task?</w:t>
+        <w:t xml:space="preserve">Why did you select these stages for this task?</w:t>
       </w:r>
     </w:p>
     <w:p>
@@ -1855,28 +2346,13 @@
           <w:rFonts w:ascii="Google Sans" w:cs="Google Sans" w:eastAsia="Google Sans" w:hAnsi="Google Sans"/>
           <w:rtl w:val="0"/>
         </w:rPr>
-        <w:t xml:space="preserve">We understand the data by tools like exploratory data analysis and hypothesis testing to understand relationships between features, to know the distribution of features, and more.</w:t>
+        <w:t xml:space="preserve">We build visualizations to share the insights with the stakeholders and complete the project.</w:t>
       </w:r>
     </w:p>
     <w:p>
       <w:pPr>
         <w:widowControl w:val="0"/>
-        <w:spacing w:line="240" w:lineRule="auto"/>
-        <w:rPr>
-          <w:rFonts w:ascii="Google Sans" w:cs="Google Sans" w:eastAsia="Google Sans" w:hAnsi="Google Sans"/>
-          <w:b w:val="1"/>
-        </w:rPr>
-      </w:pPr>
-      <w:r>
-        <w:rPr>
-          <w:rtl w:val="0"/>
-        </w:rPr>
-      </w:r>
-    </w:p>
-    <w:p>
-      <w:pPr>
-        <w:widowControl w:val="0"/>
-        <w:spacing w:line="240" w:lineRule="auto"/>
+        <w:spacing w:line="480" w:lineRule="auto"/>
         <w:rPr>
           <w:rFonts w:ascii="Google Sans" w:cs="Google Sans" w:eastAsia="Google Sans" w:hAnsi="Google Sans"/>
           <w:b w:val="1"/>
@@ -1893,26 +2369,27 @@
         <w:widowControl w:val="0"/>
         <w:numPr>
           <w:ilvl w:val="0"/>
-          <w:numId w:val="1"/>
+          <w:numId w:val="2"/>
         </w:numPr>
         <w:spacing w:line="480" w:lineRule="auto"/>
         <w:ind w:left="720" w:hanging="360"/>
         <w:rPr>
           <w:rFonts w:ascii="Google Sans" w:cs="Google Sans" w:eastAsia="Google Sans" w:hAnsi="Google Sans"/>
-        </w:rPr>
-      </w:pPr>
-      <w:r>
-        <w:rPr>
-          <w:rFonts w:ascii="Google Sans" w:cs="Google Sans" w:eastAsia="Google Sans" w:hAnsi="Google Sans"/>
-          <w:b w:val="1"/>
-          <w:rtl w:val="0"/>
-        </w:rPr>
-        <w:t xml:space="preserve">Data exploration and cleaning: </w:t>
+          <w:b w:val="1"/>
+        </w:rPr>
+      </w:pPr>
+      <w:r>
+        <w:rPr>
+          <w:rFonts w:ascii="Google Sans" w:cs="Google Sans" w:eastAsia="Google Sans" w:hAnsi="Google Sans"/>
+          <w:b w:val="1"/>
+          <w:rtl w:val="0"/>
+        </w:rPr>
+        <w:t xml:space="preserve">Write a project proposal: </w:t>
       </w:r>
       <w:sdt>
         <w:sdtPr>
           <w:alias w:val="PACE dropdown selector"/>
-          <w:id w:val="-1567001568"/>
+          <w:id w:val="-1505209097"/>
           <w:dropDownList w:lastValue="Plan">
             <w:listItem w:displayText="Select PACE stage" w:value="Select PACE stage"/>
             <w:listItem w:displayText="Plan" w:value="Plan"/>
@@ -1935,23 +2412,91 @@
       </w:sdt>
       <w:r>
         <w:rPr>
-          <w:rFonts w:ascii="Google Sans" w:cs="Google Sans" w:eastAsia="Google Sans" w:hAnsi="Google Sans"/>
-          <w:rtl w:val="0"/>
-        </w:rPr>
-        <w:t xml:space="preserve"> </w:t>
-      </w:r>
-      <w:r>
-        <w:rPr>
-          <w:rFonts w:ascii="Google Sans" w:cs="Google Sans" w:eastAsia="Google Sans" w:hAnsi="Google Sans"/>
-          <w:b w:val="1"/>
-          <w:rtl w:val="0"/>
-        </w:rPr>
-        <w:t xml:space="preserve">and </w:t>
+          <w:rtl w:val="0"/>
+        </w:rPr>
+      </w:r>
+    </w:p>
+    <w:p>
+      <w:pPr>
+        <w:widowControl w:val="0"/>
+        <w:spacing w:line="480" w:lineRule="auto"/>
+        <w:ind w:left="720" w:firstLine="0"/>
+        <w:rPr>
+          <w:rFonts w:ascii="Google Sans" w:cs="Google Sans" w:eastAsia="Google Sans" w:hAnsi="Google Sans"/>
+        </w:rPr>
+      </w:pPr>
+      <w:r>
+        <w:rPr>
+          <w:rFonts w:ascii="Google Sans" w:cs="Google Sans" w:eastAsia="Google Sans" w:hAnsi="Google Sans"/>
+          <w:rtl w:val="0"/>
+        </w:rPr>
+        <w:t xml:space="preserve">Why did you select this stage for this task?</w:t>
+      </w:r>
+    </w:p>
+    <w:p>
+      <w:pPr>
+        <w:pBdr>
+          <w:top w:color="000000" w:space="2" w:sz="8" w:val="single"/>
+          <w:left w:color="000000" w:space="2" w:sz="8" w:val="single"/>
+          <w:bottom w:color="000000" w:space="2" w:sz="8" w:val="single"/>
+          <w:right w:color="000000" w:space="2" w:sz="8" w:val="single"/>
+        </w:pBdr>
+        <w:shd w:fill="ffffff" w:val="clear"/>
+        <w:spacing w:after="70" w:line="240" w:lineRule="auto"/>
+        <w:ind w:left="720" w:firstLine="0"/>
+        <w:rPr>
+          <w:rFonts w:ascii="Google Sans" w:cs="Google Sans" w:eastAsia="Google Sans" w:hAnsi="Google Sans"/>
+        </w:rPr>
+      </w:pPr>
+      <w:r>
+        <w:rPr>
+          <w:rFonts w:ascii="Google Sans" w:cs="Google Sans" w:eastAsia="Google Sans" w:hAnsi="Google Sans"/>
+          <w:rtl w:val="0"/>
+        </w:rPr>
+        <w:t xml:space="preserve">Project proposal is the very first step in any project. It is either used to get an approval from the client and to give an overview of the project (intent and solution) to the higher-level.</w:t>
+      </w:r>
+    </w:p>
+    <w:p>
+      <w:pPr>
+        <w:widowControl w:val="0"/>
+        <w:spacing w:line="240" w:lineRule="auto"/>
+        <w:rPr>
+          <w:rFonts w:ascii="Google Sans" w:cs="Google Sans" w:eastAsia="Google Sans" w:hAnsi="Google Sans"/>
+          <w:b w:val="1"/>
+        </w:rPr>
+      </w:pPr>
+      <w:r>
+        <w:rPr>
+          <w:rtl w:val="0"/>
+        </w:rPr>
+      </w:r>
+    </w:p>
+    <w:p>
+      <w:pPr>
+        <w:widowControl w:val="0"/>
+        <w:numPr>
+          <w:ilvl w:val="0"/>
+          <w:numId w:val="2"/>
+        </w:numPr>
+        <w:spacing w:line="480" w:lineRule="auto"/>
+        <w:ind w:left="720" w:hanging="360"/>
+        <w:rPr>
+          <w:rFonts w:ascii="Google Sans" w:cs="Google Sans" w:eastAsia="Google Sans" w:hAnsi="Google Sans"/>
+          <w:b w:val="1"/>
+        </w:rPr>
+      </w:pPr>
+      <w:r>
+        <w:rPr>
+          <w:rFonts w:ascii="Google Sans" w:cs="Google Sans" w:eastAsia="Google Sans" w:hAnsi="Google Sans"/>
+          <w:b w:val="1"/>
+          <w:rtl w:val="0"/>
+        </w:rPr>
+        <w:t xml:space="preserve">Build a regression model: </w:t>
       </w:r>
       <w:sdt>
         <w:sdtPr>
           <w:alias w:val="PACE dropdown selector"/>
-          <w:id w:val="-115337340"/>
+          <w:id w:val="-1967579349"/>
           <w:dropDownList w:lastValue="Analyze">
             <w:listItem w:displayText="Select PACE stage" w:value="Select PACE stage"/>
             <w:listItem w:displayText="Plan" w:value="Plan"/>
@@ -1974,92 +2519,17 @@
       </w:sdt>
       <w:r>
         <w:rPr>
-          <w:rtl w:val="0"/>
-        </w:rPr>
-      </w:r>
-    </w:p>
-    <w:p>
-      <w:pPr>
-        <w:widowControl w:val="0"/>
-        <w:spacing w:line="480" w:lineRule="auto"/>
-        <w:ind w:left="720" w:firstLine="0"/>
-        <w:rPr>
-          <w:rFonts w:ascii="Google Sans" w:cs="Google Sans" w:eastAsia="Google Sans" w:hAnsi="Google Sans"/>
-        </w:rPr>
-      </w:pPr>
-      <w:r>
-        <w:rPr>
-          <w:rFonts w:ascii="Google Sans" w:cs="Google Sans" w:eastAsia="Google Sans" w:hAnsi="Google Sans"/>
-          <w:rtl w:val="0"/>
-        </w:rPr>
-        <w:t xml:space="preserve">Why did you select these stages for this task?</w:t>
-      </w:r>
-    </w:p>
-    <w:p>
-      <w:pPr>
-        <w:pBdr>
-          <w:top w:color="000000" w:space="2" w:sz="8" w:val="single"/>
-          <w:left w:color="000000" w:space="2" w:sz="8" w:val="single"/>
-          <w:bottom w:color="000000" w:space="2" w:sz="8" w:val="single"/>
-          <w:right w:color="000000" w:space="2" w:sz="8" w:val="single"/>
-        </w:pBdr>
-        <w:shd w:fill="ffffff" w:val="clear"/>
-        <w:spacing w:after="70" w:line="240" w:lineRule="auto"/>
-        <w:ind w:left="720" w:firstLine="0"/>
-        <w:rPr>
-          <w:rFonts w:ascii="Google Sans" w:cs="Google Sans" w:eastAsia="Google Sans" w:hAnsi="Google Sans"/>
-        </w:rPr>
-      </w:pPr>
-      <w:r>
-        <w:rPr>
-          <w:rFonts w:ascii="Google Sans" w:cs="Google Sans" w:eastAsia="Google Sans" w:hAnsi="Google Sans"/>
-          <w:rtl w:val="0"/>
-        </w:rPr>
-        <w:t xml:space="preserve">Planning takes place first about the methods that need to be performed for data exploration and cleaning. Analyzing takes place when understanding the data using cleaning and exploration. </w:t>
-      </w:r>
-    </w:p>
-    <w:p>
-      <w:pPr>
-        <w:widowControl w:val="0"/>
-        <w:spacing w:line="480" w:lineRule="auto"/>
-        <w:rPr>
-          <w:rFonts w:ascii="Google Sans" w:cs="Google Sans" w:eastAsia="Google Sans" w:hAnsi="Google Sans"/>
-          <w:b w:val="1"/>
-        </w:rPr>
-      </w:pPr>
-      <w:r>
-        <w:rPr>
-          <w:rtl w:val="0"/>
-        </w:rPr>
-      </w:r>
-    </w:p>
-    <w:p>
-      <w:pPr>
-        <w:widowControl w:val="0"/>
-        <w:numPr>
-          <w:ilvl w:val="0"/>
-          <w:numId w:val="1"/>
-        </w:numPr>
-        <w:spacing w:line="480" w:lineRule="auto"/>
-        <w:ind w:left="720" w:hanging="360"/>
-        <w:rPr>
-          <w:rFonts w:ascii="Google Sans" w:cs="Google Sans" w:eastAsia="Google Sans" w:hAnsi="Google Sans"/>
-          <w:b w:val="1"/>
-        </w:rPr>
-      </w:pPr>
-      <w:r>
-        <w:rPr>
-          <w:rFonts w:ascii="Google Sans" w:cs="Google Sans" w:eastAsia="Google Sans" w:hAnsi="Google Sans"/>
-          <w:b w:val="1"/>
-          <w:rtl w:val="0"/>
-        </w:rPr>
-        <w:t xml:space="preserve">Establish structure for project workflow (PACE):  </w:t>
+          <w:rFonts w:ascii="Google Sans" w:cs="Google Sans" w:eastAsia="Google Sans" w:hAnsi="Google Sans"/>
+          <w:b w:val="1"/>
+          <w:rtl w:val="0"/>
+        </w:rPr>
+        <w:t xml:space="preserve"> and </w:t>
       </w:r>
       <w:sdt>
         <w:sdtPr>
           <w:alias w:val="PACE dropdown selector"/>
-          <w:id w:val="-415947793"/>
-          <w:dropDownList w:lastValue="Plan">
+          <w:id w:val="653105415"/>
+          <w:dropDownList w:lastValue="Construct">
             <w:listItem w:displayText="Select PACE stage" w:value="Select PACE stage"/>
             <w:listItem w:displayText="Plan" w:value="Plan"/>
             <w:listItem w:displayText="Analyze" w:value="Analyze"/>
@@ -2072,10 +2542,10 @@
             <w:rPr>
               <w:rFonts w:ascii="Google Sans" w:cs="Google Sans" w:eastAsia="Google Sans" w:hAnsi="Google Sans"/>
               <w:b w:val="1"/>
-              <w:color w:val="bfe0f6"/>
-              <w:shd w:fill="0a53a8" w:val="clear"/>
+              <w:color w:val="473821"/>
+              <w:shd w:fill="ffe5a0" w:val="clear"/>
             </w:rPr>
-            <w:t xml:space="preserve">Plan</w:t>
+            <w:t xml:space="preserve">Construct</w:t>
           </w:r>
         </w:sdtContent>
       </w:sdt>
@@ -2122,13 +2592,14 @@
           <w:rFonts w:ascii="Google Sans" w:cs="Google Sans" w:eastAsia="Google Sans" w:hAnsi="Google Sans"/>
           <w:rtl w:val="0"/>
         </w:rPr>
-        <w:t xml:space="preserve">In the planning stage, the team identifies the problem, solutions, tools requirements, and project workflow.</w:t>
+        <w:t xml:space="preserve">We will build regression models in this project to estimate the ride duration. This helps in understanding the data (analyze) through the relationship between a feature and ride duration. Models are the primary aim of this project, and it would be done in the construct stage.</w:t>
       </w:r>
     </w:p>
     <w:p>
       <w:pPr>
         <w:widowControl w:val="0"/>
         <w:spacing w:line="480" w:lineRule="auto"/>
+        <w:ind w:left="720" w:firstLine="0"/>
         <w:rPr>
           <w:rFonts w:ascii="Google Sans" w:cs="Google Sans" w:eastAsia="Google Sans" w:hAnsi="Google Sans"/>
           <w:b w:val="1"/>
@@ -2145,7 +2616,7 @@
         <w:widowControl w:val="0"/>
         <w:numPr>
           <w:ilvl w:val="0"/>
-          <w:numId w:val="1"/>
+          <w:numId w:val="2"/>
         </w:numPr>
         <w:spacing w:line="480" w:lineRule="auto"/>
         <w:ind w:left="720" w:hanging="360"/>
@@ -2160,103 +2631,12 @@
           <w:b w:val="1"/>
           <w:rtl w:val="0"/>
         </w:rPr>
-        <w:t xml:space="preserve">Communicate final insights with stakeholders: </w:t>
+        <w:t xml:space="preserve">Inspect the data set for missing data: </w:t>
       </w:r>
       <w:sdt>
         <w:sdtPr>
           <w:alias w:val="PACE dropdown selector"/>
-          <w:id w:val="1820730279"/>
-          <w:dropDownList w:lastValue="Execute">
-            <w:listItem w:displayText="Select PACE stage" w:value="Select PACE stage"/>
-            <w:listItem w:displayText="Plan" w:value="Plan"/>
-            <w:listItem w:displayText="Analyze" w:value="Analyze"/>
-            <w:listItem w:displayText="Construct" w:value="Construct"/>
-            <w:listItem w:displayText="Execute" w:value="Execute"/>
-          </w:dropDownList>
-        </w:sdtPr>
-        <w:sdtContent>
-          <w:r>
-            <w:rPr>
-              <w:rFonts w:ascii="Google Sans" w:cs="Google Sans" w:eastAsia="Google Sans" w:hAnsi="Google Sans"/>
-              <w:b w:val="1"/>
-              <w:color w:val="d4edbc"/>
-              <w:shd w:fill="11734b" w:val="clear"/>
-            </w:rPr>
-            <w:t xml:space="preserve">Execute</w:t>
-          </w:r>
-        </w:sdtContent>
-      </w:sdt>
-      <w:r>
-        <w:rPr>
-          <w:rtl w:val="0"/>
-        </w:rPr>
-      </w:r>
-    </w:p>
-    <w:p>
-      <w:pPr>
-        <w:pBdr>
-          <w:top w:color="000000" w:space="2" w:sz="8" w:val="single"/>
-          <w:left w:color="000000" w:space="2" w:sz="8" w:val="single"/>
-          <w:bottom w:color="000000" w:space="2" w:sz="8" w:val="single"/>
-          <w:right w:color="000000" w:space="2" w:sz="8" w:val="single"/>
-        </w:pBdr>
-        <w:shd w:fill="ffffff" w:val="clear"/>
-        <w:spacing w:after="70" w:line="240" w:lineRule="auto"/>
-        <w:ind w:left="720" w:firstLine="0"/>
-        <w:rPr>
-          <w:rFonts w:ascii="Google Sans" w:cs="Google Sans" w:eastAsia="Google Sans" w:hAnsi="Google Sans"/>
-        </w:rPr>
-      </w:pPr>
-      <w:r>
-        <w:rPr>
-          <w:rFonts w:ascii="Google Sans" w:cs="Google Sans" w:eastAsia="Google Sans" w:hAnsi="Google Sans"/>
-          <w:rtl w:val="0"/>
-        </w:rPr>
-        <w:t xml:space="preserve">At the end of the analysis and modeling, once we’re confident about the insights, we share the insights with stakeholders with the help of visualization, documentation, and video.</w:t>
-      </w:r>
-    </w:p>
-    <w:p>
-      <w:pPr>
-        <w:widowControl w:val="0"/>
-        <w:spacing w:line="480" w:lineRule="auto"/>
-        <w:ind w:left="720" w:firstLine="0"/>
-        <w:rPr>
-          <w:rFonts w:ascii="Google Sans" w:cs="Google Sans" w:eastAsia="Google Sans" w:hAnsi="Google Sans"/>
-          <w:b w:val="1"/>
-        </w:rPr>
-      </w:pPr>
-      <w:r>
-        <w:rPr>
-          <w:rtl w:val="0"/>
-        </w:rPr>
-      </w:r>
-    </w:p>
-    <w:p>
-      <w:pPr>
-        <w:widowControl w:val="0"/>
-        <w:numPr>
-          <w:ilvl w:val="0"/>
-          <w:numId w:val="1"/>
-        </w:numPr>
-        <w:spacing w:before="200" w:line="480" w:lineRule="auto"/>
-        <w:ind w:left="720" w:hanging="360"/>
-        <w:rPr>
-          <w:rFonts w:ascii="Google Sans" w:cs="Google Sans" w:eastAsia="Google Sans" w:hAnsi="Google Sans"/>
-          <w:b w:val="1"/>
-        </w:rPr>
-      </w:pPr>
-      <w:r>
-        <w:rPr>
-          <w:rFonts w:ascii="Google Sans" w:cs="Google Sans" w:eastAsia="Google Sans" w:hAnsi="Google Sans"/>
-          <w:b w:val="1"/>
-          <w:rtl w:val="0"/>
-        </w:rPr>
-        <w:t xml:space="preserve">Compute descriptive statistics: </w:t>
-      </w:r>
-      <w:sdt>
-        <w:sdtPr>
-          <w:alias w:val="PACE dropdown selector"/>
-          <w:id w:val="1060119931"/>
+          <w:id w:val="-1256394989"/>
           <w:dropDownList w:lastValue="Analyze">
             <w:listItem w:displayText="Select PACE stage" w:value="Select PACE stage"/>
             <w:listItem w:displayText="Plan" w:value="Plan"/>
@@ -2320,7 +2700,7 @@
           <w:rFonts w:ascii="Google Sans" w:cs="Google Sans" w:eastAsia="Google Sans" w:hAnsi="Google Sans"/>
           <w:rtl w:val="0"/>
         </w:rPr>
-        <w:t xml:space="preserve">We investigate the data using the descriptive statistics during analysis to understand the data.</w:t>
+        <w:t xml:space="preserve">We analyze the data identify missing values and clean the dataset </w:t>
       </w:r>
     </w:p>
     <w:p>
@@ -2329,7 +2709,6 @@
         <w:spacing w:line="480" w:lineRule="auto"/>
         <w:rPr>
           <w:rFonts w:ascii="Google Sans" w:cs="Google Sans" w:eastAsia="Google Sans" w:hAnsi="Google Sans"/>
-          <w:b w:val="1"/>
         </w:rPr>
       </w:pPr>
       <w:r>
@@ -2343,9 +2722,9 @@
         <w:widowControl w:val="0"/>
         <w:numPr>
           <w:ilvl w:val="0"/>
-          <w:numId w:val="1"/>
+          <w:numId w:val="2"/>
         </w:numPr>
-        <w:spacing w:line="480" w:lineRule="auto"/>
+        <w:spacing w:before="200" w:line="480" w:lineRule="auto"/>
         <w:ind w:left="720" w:hanging="360"/>
         <w:rPr>
           <w:rFonts w:ascii="Google Sans" w:cs="Google Sans" w:eastAsia="Google Sans" w:hAnsi="Google Sans"/>
@@ -2358,12 +2737,12 @@
           <w:b w:val="1"/>
           <w:rtl w:val="0"/>
         </w:rPr>
-        <w:t xml:space="preserve">Visualization building: </w:t>
+        <w:t xml:space="preserve">Build machine learning model: </w:t>
       </w:r>
       <w:sdt>
         <w:sdtPr>
           <w:alias w:val="PACE dropdown selector"/>
-          <w:id w:val="-1203355303"/>
+          <w:id w:val="1204792433"/>
           <w:dropDownList w:lastValue="Construct">
             <w:listItem w:displayText="Select PACE stage" w:value="Select PACE stage"/>
             <w:listItem w:displayText="Plan" w:value="Plan"/>
@@ -2386,38 +2765,6 @@
       </w:sdt>
       <w:r>
         <w:rPr>
-          <w:rFonts w:ascii="Google Sans" w:cs="Google Sans" w:eastAsia="Google Sans" w:hAnsi="Google Sans"/>
-          <w:b w:val="1"/>
-          <w:rtl w:val="0"/>
-        </w:rPr>
-        <w:t xml:space="preserve"> and </w:t>
-      </w:r>
-      <w:sdt>
-        <w:sdtPr>
-          <w:alias w:val="PACE dropdown selector"/>
-          <w:id w:val="1142686642"/>
-          <w:dropDownList w:lastValue="Analyze">
-            <w:listItem w:displayText="Select PACE stage" w:value="Select PACE stage"/>
-            <w:listItem w:displayText="Plan" w:value="Plan"/>
-            <w:listItem w:displayText="Analyze" w:value="Analyze"/>
-            <w:listItem w:displayText="Construct" w:value="Construct"/>
-            <w:listItem w:displayText="Execute" w:value="Execute"/>
-          </w:dropDownList>
-        </w:sdtPr>
-        <w:sdtContent>
-          <w:r>
-            <w:rPr>
-              <w:rFonts w:ascii="Google Sans" w:cs="Google Sans" w:eastAsia="Google Sans" w:hAnsi="Google Sans"/>
-              <w:b w:val="1"/>
-              <w:color w:val="ffcfc9"/>
-              <w:shd w:fill="b10202" w:val="clear"/>
-            </w:rPr>
-            <w:t xml:space="preserve">Analyze</w:t>
-          </w:r>
-        </w:sdtContent>
-      </w:sdt>
-      <w:r>
-        <w:rPr>
           <w:rtl w:val="0"/>
         </w:rPr>
       </w:r>
@@ -2425,7 +2772,7 @@
     <w:p>
       <w:pPr>
         <w:widowControl w:val="0"/>
-        <w:spacing w:line="480" w:lineRule="auto"/>
+        <w:spacing w:before="200" w:line="480" w:lineRule="auto"/>
         <w:ind w:left="720" w:firstLine="0"/>
         <w:rPr>
           <w:rFonts w:ascii="Google Sans" w:cs="Google Sans" w:eastAsia="Google Sans" w:hAnsi="Google Sans"/>
@@ -2436,7 +2783,7 @@
           <w:rFonts w:ascii="Google Sans" w:cs="Google Sans" w:eastAsia="Google Sans" w:hAnsi="Google Sans"/>
           <w:rtl w:val="0"/>
         </w:rPr>
-        <w:t xml:space="preserve">Why did you select these stages for this task?</w:t>
+        <w:t xml:space="preserve">Why did you select this stage for this task?</w:t>
       </w:r>
     </w:p>
     <w:p>
@@ -2459,467 +2806,7 @@
           <w:rFonts w:ascii="Google Sans" w:cs="Google Sans" w:eastAsia="Google Sans" w:hAnsi="Google Sans"/>
           <w:rtl w:val="0"/>
         </w:rPr>
-        <w:t xml:space="preserve">We build visualizations to share the insights with the stakeholders and complete the project.</w:t>
-      </w:r>
-    </w:p>
-    <w:p>
-      <w:pPr>
-        <w:widowControl w:val="0"/>
-        <w:spacing w:line="480" w:lineRule="auto"/>
-        <w:rPr>
-          <w:rFonts w:ascii="Google Sans" w:cs="Google Sans" w:eastAsia="Google Sans" w:hAnsi="Google Sans"/>
-          <w:b w:val="1"/>
-        </w:rPr>
-      </w:pPr>
-      <w:r>
-        <w:rPr>
-          <w:rtl w:val="0"/>
-        </w:rPr>
-      </w:r>
-    </w:p>
-    <w:p>
-      <w:pPr>
-        <w:widowControl w:val="0"/>
-        <w:numPr>
-          <w:ilvl w:val="0"/>
-          <w:numId w:val="1"/>
-        </w:numPr>
-        <w:spacing w:line="480" w:lineRule="auto"/>
-        <w:ind w:left="720" w:hanging="360"/>
-        <w:rPr>
-          <w:rFonts w:ascii="Google Sans" w:cs="Google Sans" w:eastAsia="Google Sans" w:hAnsi="Google Sans"/>
-          <w:b w:val="1"/>
-        </w:rPr>
-      </w:pPr>
-      <w:r>
-        <w:rPr>
-          <w:rFonts w:ascii="Google Sans" w:cs="Google Sans" w:eastAsia="Google Sans" w:hAnsi="Google Sans"/>
-          <w:b w:val="1"/>
-          <w:rtl w:val="0"/>
-        </w:rPr>
-        <w:t xml:space="preserve">Write a project proposal: </w:t>
-      </w:r>
-      <w:sdt>
-        <w:sdtPr>
-          <w:alias w:val="PACE dropdown selector"/>
-          <w:id w:val="-902960669"/>
-          <w:dropDownList w:lastValue="Plan">
-            <w:listItem w:displayText="Select PACE stage" w:value="Select PACE stage"/>
-            <w:listItem w:displayText="Plan" w:value="Plan"/>
-            <w:listItem w:displayText="Analyze" w:value="Analyze"/>
-            <w:listItem w:displayText="Construct" w:value="Construct"/>
-            <w:listItem w:displayText="Execute" w:value="Execute"/>
-          </w:dropDownList>
-        </w:sdtPr>
-        <w:sdtContent>
-          <w:r>
-            <w:rPr>
-              <w:rFonts w:ascii="Google Sans" w:cs="Google Sans" w:eastAsia="Google Sans" w:hAnsi="Google Sans"/>
-              <w:b w:val="1"/>
-              <w:color w:val="bfe0f6"/>
-              <w:shd w:fill="0a53a8" w:val="clear"/>
-            </w:rPr>
-            <w:t xml:space="preserve">Plan</w:t>
-          </w:r>
-        </w:sdtContent>
-      </w:sdt>
-      <w:r>
-        <w:rPr>
-          <w:rtl w:val="0"/>
-        </w:rPr>
-      </w:r>
-    </w:p>
-    <w:p>
-      <w:pPr>
-        <w:widowControl w:val="0"/>
-        <w:spacing w:line="480" w:lineRule="auto"/>
-        <w:ind w:left="720" w:firstLine="0"/>
-        <w:rPr>
-          <w:rFonts w:ascii="Google Sans" w:cs="Google Sans" w:eastAsia="Google Sans" w:hAnsi="Google Sans"/>
-        </w:rPr>
-      </w:pPr>
-      <w:r>
-        <w:rPr>
-          <w:rFonts w:ascii="Google Sans" w:cs="Google Sans" w:eastAsia="Google Sans" w:hAnsi="Google Sans"/>
-          <w:rtl w:val="0"/>
-        </w:rPr>
-        <w:t xml:space="preserve">Why did you select this stage for this task?</w:t>
-      </w:r>
-    </w:p>
-    <w:p>
-      <w:pPr>
-        <w:pBdr>
-          <w:top w:color="000000" w:space="2" w:sz="8" w:val="single"/>
-          <w:left w:color="000000" w:space="2" w:sz="8" w:val="single"/>
-          <w:bottom w:color="000000" w:space="2" w:sz="8" w:val="single"/>
-          <w:right w:color="000000" w:space="2" w:sz="8" w:val="single"/>
-        </w:pBdr>
-        <w:shd w:fill="ffffff" w:val="clear"/>
-        <w:spacing w:after="70" w:line="240" w:lineRule="auto"/>
-        <w:ind w:left="720" w:firstLine="0"/>
-        <w:rPr>
-          <w:rFonts w:ascii="Google Sans" w:cs="Google Sans" w:eastAsia="Google Sans" w:hAnsi="Google Sans"/>
-        </w:rPr>
-      </w:pPr>
-      <w:r>
-        <w:rPr>
-          <w:rFonts w:ascii="Google Sans" w:cs="Google Sans" w:eastAsia="Google Sans" w:hAnsi="Google Sans"/>
-          <w:rtl w:val="0"/>
-        </w:rPr>
-        <w:t xml:space="preserve">Project proposal is the very first step in any project. It is either used to get an approval from the client and to give an overview of the project (intent and solution) to the higher-level.</w:t>
-      </w:r>
-    </w:p>
-    <w:p>
-      <w:pPr>
-        <w:widowControl w:val="0"/>
-        <w:spacing w:line="240" w:lineRule="auto"/>
-        <w:rPr>
-          <w:rFonts w:ascii="Google Sans" w:cs="Google Sans" w:eastAsia="Google Sans" w:hAnsi="Google Sans"/>
-          <w:b w:val="1"/>
-        </w:rPr>
-      </w:pPr>
-      <w:r>
-        <w:rPr>
-          <w:rtl w:val="0"/>
-        </w:rPr>
-      </w:r>
-    </w:p>
-    <w:p>
-      <w:pPr>
-        <w:widowControl w:val="0"/>
-        <w:numPr>
-          <w:ilvl w:val="0"/>
-          <w:numId w:val="1"/>
-        </w:numPr>
-        <w:spacing w:line="480" w:lineRule="auto"/>
-        <w:ind w:left="720" w:hanging="360"/>
-        <w:rPr>
-          <w:rFonts w:ascii="Google Sans" w:cs="Google Sans" w:eastAsia="Google Sans" w:hAnsi="Google Sans"/>
-          <w:b w:val="1"/>
-        </w:rPr>
-      </w:pPr>
-      <w:r>
-        <w:rPr>
-          <w:rFonts w:ascii="Google Sans" w:cs="Google Sans" w:eastAsia="Google Sans" w:hAnsi="Google Sans"/>
-          <w:b w:val="1"/>
-          <w:rtl w:val="0"/>
-        </w:rPr>
-        <w:t xml:space="preserve">Build a regression model: </w:t>
-      </w:r>
-      <w:sdt>
-        <w:sdtPr>
-          <w:alias w:val="PACE dropdown selector"/>
-          <w:id w:val="-1365330921"/>
-          <w:dropDownList w:lastValue="Analyze">
-            <w:listItem w:displayText="Select PACE stage" w:value="Select PACE stage"/>
-            <w:listItem w:displayText="Plan" w:value="Plan"/>
-            <w:listItem w:displayText="Analyze" w:value="Analyze"/>
-            <w:listItem w:displayText="Construct" w:value="Construct"/>
-            <w:listItem w:displayText="Execute" w:value="Execute"/>
-          </w:dropDownList>
-        </w:sdtPr>
-        <w:sdtContent>
-          <w:r>
-            <w:rPr>
-              <w:rFonts w:ascii="Google Sans" w:cs="Google Sans" w:eastAsia="Google Sans" w:hAnsi="Google Sans"/>
-              <w:b w:val="1"/>
-              <w:color w:val="ffcfc9"/>
-              <w:shd w:fill="b10202" w:val="clear"/>
-            </w:rPr>
-            <w:t xml:space="preserve">Analyze</w:t>
-          </w:r>
-        </w:sdtContent>
-      </w:sdt>
-      <w:r>
-        <w:rPr>
-          <w:rFonts w:ascii="Google Sans" w:cs="Google Sans" w:eastAsia="Google Sans" w:hAnsi="Google Sans"/>
-          <w:b w:val="1"/>
-          <w:rtl w:val="0"/>
-        </w:rPr>
-        <w:t xml:space="preserve"> and </w:t>
-      </w:r>
-      <w:sdt>
-        <w:sdtPr>
-          <w:alias w:val="PACE dropdown selector"/>
-          <w:id w:val="1255353843"/>
-          <w:dropDownList w:lastValue="Construct">
-            <w:listItem w:displayText="Select PACE stage" w:value="Select PACE stage"/>
-            <w:listItem w:displayText="Plan" w:value="Plan"/>
-            <w:listItem w:displayText="Analyze" w:value="Analyze"/>
-            <w:listItem w:displayText="Construct" w:value="Construct"/>
-            <w:listItem w:displayText="Execute" w:value="Execute"/>
-          </w:dropDownList>
-        </w:sdtPr>
-        <w:sdtContent>
-          <w:r>
-            <w:rPr>
-              <w:rFonts w:ascii="Google Sans" w:cs="Google Sans" w:eastAsia="Google Sans" w:hAnsi="Google Sans"/>
-              <w:b w:val="1"/>
-              <w:color w:val="473821"/>
-              <w:shd w:fill="ffe5a0" w:val="clear"/>
-            </w:rPr>
-            <w:t xml:space="preserve">Construct</w:t>
-          </w:r>
-        </w:sdtContent>
-      </w:sdt>
-      <w:r>
-        <w:rPr>
-          <w:rtl w:val="0"/>
-        </w:rPr>
-      </w:r>
-    </w:p>
-    <w:p>
-      <w:pPr>
-        <w:widowControl w:val="0"/>
-        <w:spacing w:line="480" w:lineRule="auto"/>
-        <w:ind w:left="720" w:firstLine="0"/>
-        <w:rPr>
-          <w:rFonts w:ascii="Google Sans" w:cs="Google Sans" w:eastAsia="Google Sans" w:hAnsi="Google Sans"/>
-        </w:rPr>
-      </w:pPr>
-      <w:r>
-        <w:rPr>
-          <w:rFonts w:ascii="Google Sans" w:cs="Google Sans" w:eastAsia="Google Sans" w:hAnsi="Google Sans"/>
-          <w:rtl w:val="0"/>
-        </w:rPr>
-        <w:t xml:space="preserve">Why did you select this stage for this task?</w:t>
-      </w:r>
-    </w:p>
-    <w:p>
-      <w:pPr>
-        <w:pBdr>
-          <w:top w:color="000000" w:space="2" w:sz="8" w:val="single"/>
-          <w:left w:color="000000" w:space="2" w:sz="8" w:val="single"/>
-          <w:bottom w:color="000000" w:space="2" w:sz="8" w:val="single"/>
-          <w:right w:color="000000" w:space="2" w:sz="8" w:val="single"/>
-        </w:pBdr>
-        <w:shd w:fill="ffffff" w:val="clear"/>
-        <w:spacing w:after="70" w:line="240" w:lineRule="auto"/>
-        <w:ind w:left="720" w:firstLine="0"/>
-        <w:rPr>
-          <w:rFonts w:ascii="Google Sans" w:cs="Google Sans" w:eastAsia="Google Sans" w:hAnsi="Google Sans"/>
-        </w:rPr>
-      </w:pPr>
-      <w:r>
-        <w:rPr>
-          <w:rFonts w:ascii="Google Sans" w:cs="Google Sans" w:eastAsia="Google Sans" w:hAnsi="Google Sans"/>
-          <w:rtl w:val="0"/>
-        </w:rPr>
-        <w:t xml:space="preserve">We will build regression models in this project to estimate the ride duration. This is help in understanding the data (analyze) through the relationship between a feature and ride duration. Models is the primary aim of this project, and it would be done in construct stage.</w:t>
-      </w:r>
-    </w:p>
-    <w:p>
-      <w:pPr>
-        <w:widowControl w:val="0"/>
-        <w:spacing w:line="480" w:lineRule="auto"/>
-        <w:ind w:left="720" w:firstLine="0"/>
-        <w:rPr>
-          <w:rFonts w:ascii="Google Sans" w:cs="Google Sans" w:eastAsia="Google Sans" w:hAnsi="Google Sans"/>
-          <w:b w:val="1"/>
-        </w:rPr>
-      </w:pPr>
-      <w:r>
-        <w:rPr>
-          <w:rtl w:val="0"/>
-        </w:rPr>
-      </w:r>
-    </w:p>
-    <w:p>
-      <w:pPr>
-        <w:widowControl w:val="0"/>
-        <w:numPr>
-          <w:ilvl w:val="0"/>
-          <w:numId w:val="1"/>
-        </w:numPr>
-        <w:spacing w:line="480" w:lineRule="auto"/>
-        <w:ind w:left="720" w:hanging="360"/>
-        <w:rPr>
-          <w:rFonts w:ascii="Google Sans" w:cs="Google Sans" w:eastAsia="Google Sans" w:hAnsi="Google Sans"/>
-          <w:b w:val="1"/>
-        </w:rPr>
-      </w:pPr>
-      <w:r>
-        <w:rPr>
-          <w:rFonts w:ascii="Google Sans" w:cs="Google Sans" w:eastAsia="Google Sans" w:hAnsi="Google Sans"/>
-          <w:b w:val="1"/>
-          <w:rtl w:val="0"/>
-        </w:rPr>
-        <w:t xml:space="preserve">Inspect the data set for missing data: </w:t>
-      </w:r>
-      <w:sdt>
-        <w:sdtPr>
-          <w:alias w:val="PACE dropdown selector"/>
-          <w:id w:val="-654146561"/>
-          <w:dropDownList w:lastValue="Analyze">
-            <w:listItem w:displayText="Select PACE stage" w:value="Select PACE stage"/>
-            <w:listItem w:displayText="Plan" w:value="Plan"/>
-            <w:listItem w:displayText="Analyze" w:value="Analyze"/>
-            <w:listItem w:displayText="Construct" w:value="Construct"/>
-            <w:listItem w:displayText="Execute" w:value="Execute"/>
-          </w:dropDownList>
-        </w:sdtPr>
-        <w:sdtContent>
-          <w:r>
-            <w:rPr>
-              <w:rFonts w:ascii="Google Sans" w:cs="Google Sans" w:eastAsia="Google Sans" w:hAnsi="Google Sans"/>
-              <w:b w:val="1"/>
-              <w:color w:val="ffcfc9"/>
-              <w:shd w:fill="b10202" w:val="clear"/>
-            </w:rPr>
-            <w:t xml:space="preserve">Analyze</w:t>
-          </w:r>
-        </w:sdtContent>
-      </w:sdt>
-      <w:r>
-        <w:rPr>
-          <w:rtl w:val="0"/>
-        </w:rPr>
-      </w:r>
-    </w:p>
-    <w:p>
-      <w:pPr>
-        <w:widowControl w:val="0"/>
-        <w:spacing w:line="480" w:lineRule="auto"/>
-        <w:ind w:left="720" w:firstLine="0"/>
-        <w:rPr>
-          <w:rFonts w:ascii="Google Sans" w:cs="Google Sans" w:eastAsia="Google Sans" w:hAnsi="Google Sans"/>
-        </w:rPr>
-      </w:pPr>
-      <w:r>
-        <w:rPr>
-          <w:rFonts w:ascii="Google Sans" w:cs="Google Sans" w:eastAsia="Google Sans" w:hAnsi="Google Sans"/>
-          <w:rtl w:val="0"/>
-        </w:rPr>
-        <w:t xml:space="preserve">Why did you select this stage for this task?</w:t>
-      </w:r>
-    </w:p>
-    <w:p>
-      <w:pPr>
-        <w:pBdr>
-          <w:top w:color="000000" w:space="2" w:sz="8" w:val="single"/>
-          <w:left w:color="000000" w:space="2" w:sz="8" w:val="single"/>
-          <w:bottom w:color="000000" w:space="2" w:sz="8" w:val="single"/>
-          <w:right w:color="000000" w:space="2" w:sz="8" w:val="single"/>
-        </w:pBdr>
-        <w:shd w:fill="ffffff" w:val="clear"/>
-        <w:spacing w:after="70" w:line="240" w:lineRule="auto"/>
-        <w:ind w:left="720" w:firstLine="0"/>
-        <w:rPr>
-          <w:rFonts w:ascii="Google Sans" w:cs="Google Sans" w:eastAsia="Google Sans" w:hAnsi="Google Sans"/>
-        </w:rPr>
-      </w:pPr>
-      <w:r>
-        <w:rPr>
-          <w:rFonts w:ascii="Google Sans" w:cs="Google Sans" w:eastAsia="Google Sans" w:hAnsi="Google Sans"/>
-          <w:rtl w:val="0"/>
-        </w:rPr>
-        <w:t xml:space="preserve">We analyze the data identify missing values and clean the dataset </w:t>
-      </w:r>
-    </w:p>
-    <w:p>
-      <w:pPr>
-        <w:widowControl w:val="0"/>
-        <w:spacing w:line="480" w:lineRule="auto"/>
-        <w:rPr>
-          <w:rFonts w:ascii="Google Sans" w:cs="Google Sans" w:eastAsia="Google Sans" w:hAnsi="Google Sans"/>
-        </w:rPr>
-      </w:pPr>
-      <w:r>
-        <w:rPr>
-          <w:rtl w:val="0"/>
-        </w:rPr>
-      </w:r>
-    </w:p>
-    <w:p>
-      <w:pPr>
-        <w:widowControl w:val="0"/>
-        <w:numPr>
-          <w:ilvl w:val="0"/>
-          <w:numId w:val="1"/>
-        </w:numPr>
-        <w:spacing w:before="200" w:line="480" w:lineRule="auto"/>
-        <w:ind w:left="720" w:hanging="360"/>
-        <w:rPr>
-          <w:rFonts w:ascii="Google Sans" w:cs="Google Sans" w:eastAsia="Google Sans" w:hAnsi="Google Sans"/>
-          <w:b w:val="1"/>
-        </w:rPr>
-      </w:pPr>
-      <w:r>
-        <w:rPr>
-          <w:rFonts w:ascii="Google Sans" w:cs="Google Sans" w:eastAsia="Google Sans" w:hAnsi="Google Sans"/>
-          <w:b w:val="1"/>
-          <w:rtl w:val="0"/>
-        </w:rPr>
-        <w:t xml:space="preserve">Build machine learning model: </w:t>
-      </w:r>
-      <w:sdt>
-        <w:sdtPr>
-          <w:alias w:val="PACE dropdown selector"/>
-          <w:id w:val="1807040861"/>
-          <w:dropDownList w:lastValue="Construct">
-            <w:listItem w:displayText="Select PACE stage" w:value="Select PACE stage"/>
-            <w:listItem w:displayText="Plan" w:value="Plan"/>
-            <w:listItem w:displayText="Analyze" w:value="Analyze"/>
-            <w:listItem w:displayText="Construct" w:value="Construct"/>
-            <w:listItem w:displayText="Execute" w:value="Execute"/>
-          </w:dropDownList>
-        </w:sdtPr>
-        <w:sdtContent>
-          <w:r>
-            <w:rPr>
-              <w:rFonts w:ascii="Google Sans" w:cs="Google Sans" w:eastAsia="Google Sans" w:hAnsi="Google Sans"/>
-              <w:b w:val="1"/>
-              <w:color w:val="473821"/>
-              <w:shd w:fill="ffe5a0" w:val="clear"/>
-            </w:rPr>
-            <w:t xml:space="preserve">Construct</w:t>
-          </w:r>
-        </w:sdtContent>
-      </w:sdt>
-      <w:r>
-        <w:rPr>
-          <w:rtl w:val="0"/>
-        </w:rPr>
-      </w:r>
-    </w:p>
-    <w:p>
-      <w:pPr>
-        <w:widowControl w:val="0"/>
-        <w:spacing w:before="200" w:line="480" w:lineRule="auto"/>
-        <w:ind w:left="720" w:firstLine="0"/>
-        <w:rPr>
-          <w:rFonts w:ascii="Google Sans" w:cs="Google Sans" w:eastAsia="Google Sans" w:hAnsi="Google Sans"/>
-        </w:rPr>
-      </w:pPr>
-      <w:r>
-        <w:rPr>
-          <w:rFonts w:ascii="Google Sans" w:cs="Google Sans" w:eastAsia="Google Sans" w:hAnsi="Google Sans"/>
-          <w:rtl w:val="0"/>
-        </w:rPr>
-        <w:t xml:space="preserve">Why did you select this stage for this task?</w:t>
-      </w:r>
-    </w:p>
-    <w:p>
-      <w:pPr>
-        <w:pBdr>
-          <w:top w:color="000000" w:space="2" w:sz="8" w:val="single"/>
-          <w:left w:color="000000" w:space="2" w:sz="8" w:val="single"/>
-          <w:bottom w:color="000000" w:space="2" w:sz="8" w:val="single"/>
-          <w:right w:color="000000" w:space="2" w:sz="8" w:val="single"/>
-        </w:pBdr>
-        <w:shd w:fill="ffffff" w:val="clear"/>
-        <w:spacing w:after="70" w:line="240" w:lineRule="auto"/>
-        <w:ind w:left="720" w:firstLine="0"/>
-        <w:rPr>
-          <w:rFonts w:ascii="Google Sans" w:cs="Google Sans" w:eastAsia="Google Sans" w:hAnsi="Google Sans"/>
-        </w:rPr>
-      </w:pPr>
-      <w:r>
-        <w:rPr>
-          <w:rFonts w:ascii="Google Sans" w:cs="Google Sans" w:eastAsia="Google Sans" w:hAnsi="Google Sans"/>
-          <w:rtl w:val="0"/>
-        </w:rPr>
-        <w:t xml:space="preserve">The machine learning model are build at the construct stage for predicting or estimating a dependent feature.</w:t>
+        <w:t xml:space="preserve">The machine learning model is build at the construct stage for predicting or estimating a dependent feature.</w:t>
       </w:r>
     </w:p>
     <w:p>
@@ -3032,12 +2919,12 @@
           <wp:extent cx="7784306" cy="95250"/>
           <wp:effectExtent b="0" l="0" r="0" t="0"/>
           <wp:wrapNone/>
-          <wp:docPr id="1" name="image1.png"/>
+          <wp:docPr id="1" name="image2.png"/>
           <a:graphic>
             <a:graphicData uri="http://schemas.openxmlformats.org/drawingml/2006/picture">
               <pic:pic>
                 <pic:nvPicPr>
-                  <pic:cNvPr id="0" name="image1.png"/>
+                  <pic:cNvPr id="0" name="image2.png"/>
                   <pic:cNvPicPr preferRelativeResize="0"/>
                 </pic:nvPicPr>
                 <pic:blipFill>
@@ -3121,12 +3008,12 @@
         <wp:inline distB="114300" distT="114300" distL="114300" distR="114300">
           <wp:extent cx="952500" cy="38100"/>
           <wp:effectExtent b="0" l="0" r="0" t="0"/>
-          <wp:docPr id="3" name="image3.png"/>
+          <wp:docPr id="4" name="image6.png"/>
           <a:graphic>
             <a:graphicData uri="http://schemas.openxmlformats.org/drawingml/2006/picture">
               <pic:pic>
                 <pic:nvPicPr>
-                  <pic:cNvPr id="0" name="image3.png"/>
+                  <pic:cNvPr id="0" name="image6.png"/>
                   <pic:cNvPicPr preferRelativeResize="0"/>
                 </pic:nvPicPr>
                 <pic:blipFill>
@@ -3168,7 +3055,7 @@
       <w:lvlText w:val="%1."/>
       <w:lvlJc w:val="left"/>
       <w:pPr>
-        <w:ind w:left="720" w:hanging="360"/>
+        <w:ind w:left="1440" w:hanging="360"/>
       </w:pPr>
       <w:rPr>
         <w:u w:val="none"/>
@@ -3180,7 +3067,7 @@
       <w:lvlText w:val="%2."/>
       <w:lvlJc w:val="left"/>
       <w:pPr>
-        <w:ind w:left="1440" w:hanging="360"/>
+        <w:ind w:left="2160" w:hanging="360"/>
       </w:pPr>
       <w:rPr>
         <w:u w:val="none"/>
@@ -3192,7 +3079,7 @@
       <w:lvlText w:val="%3."/>
       <w:lvlJc w:val="right"/>
       <w:pPr>
-        <w:ind w:left="2160" w:hanging="360"/>
+        <w:ind w:left="2880" w:hanging="360"/>
       </w:pPr>
       <w:rPr>
         <w:u w:val="none"/>
@@ -3204,7 +3091,7 @@
       <w:lvlText w:val="%4."/>
       <w:lvlJc w:val="left"/>
       <w:pPr>
-        <w:ind w:left="2880" w:hanging="360"/>
+        <w:ind w:left="3600" w:hanging="360"/>
       </w:pPr>
       <w:rPr>
         <w:u w:val="none"/>
@@ -3216,7 +3103,7 @@
       <w:lvlText w:val="%5."/>
       <w:lvlJc w:val="left"/>
       <w:pPr>
-        <w:ind w:left="3600" w:hanging="360"/>
+        <w:ind w:left="4320" w:hanging="360"/>
       </w:pPr>
       <w:rPr>
         <w:u w:val="none"/>
@@ -3228,7 +3115,7 @@
       <w:lvlText w:val="%6."/>
       <w:lvlJc w:val="right"/>
       <w:pPr>
-        <w:ind w:left="4320" w:hanging="360"/>
+        <w:ind w:left="5040" w:hanging="360"/>
       </w:pPr>
       <w:rPr>
         <w:u w:val="none"/>
@@ -3240,7 +3127,7 @@
       <w:lvlText w:val="%7."/>
       <w:lvlJc w:val="left"/>
       <w:pPr>
-        <w:ind w:left="5040" w:hanging="360"/>
+        <w:ind w:left="5760" w:hanging="360"/>
       </w:pPr>
       <w:rPr>
         <w:u w:val="none"/>
@@ -3252,7 +3139,7 @@
       <w:lvlText w:val="%8."/>
       <w:lvlJc w:val="left"/>
       <w:pPr>
-        <w:ind w:left="5760" w:hanging="360"/>
+        <w:ind w:left="6480" w:hanging="360"/>
       </w:pPr>
       <w:rPr>
         <w:u w:val="none"/>
@@ -3264,7 +3151,7 @@
       <w:lvlText w:val="%9."/>
       <w:lvlJc w:val="right"/>
       <w:pPr>
-        <w:ind w:left="6480" w:hanging="360"/>
+        <w:ind w:left="7200" w:hanging="360"/>
       </w:pPr>
       <w:rPr>
         <w:u w:val="none"/>
@@ -3274,6 +3161,116 @@
   <w:abstractNum w:abstractNumId="2">
     <w:lvl w:ilvl="0">
       <w:start w:val="1"/>
+      <w:numFmt w:val="decimal"/>
+      <w:lvlText w:val="%1."/>
+      <w:lvlJc w:val="left"/>
+      <w:pPr>
+        <w:ind w:left="720" w:hanging="360"/>
+      </w:pPr>
+      <w:rPr>
+        <w:u w:val="none"/>
+      </w:rPr>
+    </w:lvl>
+    <w:lvl w:ilvl="1">
+      <w:start w:val="1"/>
+      <w:numFmt w:val="lowerLetter"/>
+      <w:lvlText w:val="%2."/>
+      <w:lvlJc w:val="left"/>
+      <w:pPr>
+        <w:ind w:left="1440" w:hanging="360"/>
+      </w:pPr>
+      <w:rPr>
+        <w:u w:val="none"/>
+      </w:rPr>
+    </w:lvl>
+    <w:lvl w:ilvl="2">
+      <w:start w:val="1"/>
+      <w:numFmt w:val="lowerRoman"/>
+      <w:lvlText w:val="%3."/>
+      <w:lvlJc w:val="right"/>
+      <w:pPr>
+        <w:ind w:left="2160" w:hanging="360"/>
+      </w:pPr>
+      <w:rPr>
+        <w:u w:val="none"/>
+      </w:rPr>
+    </w:lvl>
+    <w:lvl w:ilvl="3">
+      <w:start w:val="1"/>
+      <w:numFmt w:val="decimal"/>
+      <w:lvlText w:val="%4."/>
+      <w:lvlJc w:val="left"/>
+      <w:pPr>
+        <w:ind w:left="2880" w:hanging="360"/>
+      </w:pPr>
+      <w:rPr>
+        <w:u w:val="none"/>
+      </w:rPr>
+    </w:lvl>
+    <w:lvl w:ilvl="4">
+      <w:start w:val="1"/>
+      <w:numFmt w:val="lowerLetter"/>
+      <w:lvlText w:val="%5."/>
+      <w:lvlJc w:val="left"/>
+      <w:pPr>
+        <w:ind w:left="3600" w:hanging="360"/>
+      </w:pPr>
+      <w:rPr>
+        <w:u w:val="none"/>
+      </w:rPr>
+    </w:lvl>
+    <w:lvl w:ilvl="5">
+      <w:start w:val="1"/>
+      <w:numFmt w:val="lowerRoman"/>
+      <w:lvlText w:val="%6."/>
+      <w:lvlJc w:val="right"/>
+      <w:pPr>
+        <w:ind w:left="4320" w:hanging="360"/>
+      </w:pPr>
+      <w:rPr>
+        <w:u w:val="none"/>
+      </w:rPr>
+    </w:lvl>
+    <w:lvl w:ilvl="6">
+      <w:start w:val="1"/>
+      <w:numFmt w:val="decimal"/>
+      <w:lvlText w:val="%7."/>
+      <w:lvlJc w:val="left"/>
+      <w:pPr>
+        <w:ind w:left="5040" w:hanging="360"/>
+      </w:pPr>
+      <w:rPr>
+        <w:u w:val="none"/>
+      </w:rPr>
+    </w:lvl>
+    <w:lvl w:ilvl="7">
+      <w:start w:val="1"/>
+      <w:numFmt w:val="lowerLetter"/>
+      <w:lvlText w:val="%8."/>
+      <w:lvlJc w:val="left"/>
+      <w:pPr>
+        <w:ind w:left="5760" w:hanging="360"/>
+      </w:pPr>
+      <w:rPr>
+        <w:u w:val="none"/>
+      </w:rPr>
+    </w:lvl>
+    <w:lvl w:ilvl="8">
+      <w:start w:val="1"/>
+      <w:numFmt w:val="lowerRoman"/>
+      <w:lvlText w:val="%9."/>
+      <w:lvlJc w:val="right"/>
+      <w:pPr>
+        <w:ind w:left="6480" w:hanging="360"/>
+      </w:pPr>
+      <w:rPr>
+        <w:u w:val="none"/>
+      </w:rPr>
+    </w:lvl>
+  </w:abstractNum>
+  <w:abstractNum w:abstractNumId="3">
+    <w:lvl w:ilvl="0">
+      <w:start w:val="1"/>
       <w:numFmt w:val="bullet"/>
       <w:lvlText w:val="●"/>
       <w:lvlJc w:val="left"/>
@@ -3382,7 +3379,7 @@
       </w:rPr>
     </w:lvl>
   </w:abstractNum>
-  <w:abstractNum w:abstractNumId="3">
+  <w:abstractNum w:abstractNumId="4">
     <w:lvl w:ilvl="0">
       <w:start w:val="1"/>
       <w:numFmt w:val="bullet"/>
@@ -3492,7 +3489,7 @@
       </w:rPr>
     </w:lvl>
   </w:abstractNum>
-  <w:abstractNum w:abstractNumId="4">
+  <w:abstractNum w:abstractNumId="5">
     <w:lvl w:ilvl="0">
       <w:start w:val="1"/>
       <w:numFmt w:val="bullet"/>
@@ -3613,6 +3610,9 @@
   </w:num>
   <w:num w:numId="4">
     <w:abstractNumId w:val="4"/>
+  </w:num>
+  <w:num w:numId="5">
+    <w:abstractNumId w:val="5"/>
   </w:num>
 </w:numbering>
 </file>
